--- a/Protocolo_de_investigacion_ciencia_de_datos_aplicada_a_semiconductores.docx
+++ b/Protocolo_de_investigacion_ciencia_de_datos_aplicada_a_semiconductores.docx
@@ -10,6 +10,7 @@
           <w:docPartUnique/>
         </w:docPartObj>
       </w:sdtPr>
+      <w:sdtEndPr/>
       <w:sdtContent>
         <w:p/>
         <w:p>
@@ -117,8 +118,8 @@
                                     <w:dataBinding w:prefixMappings="xmlns:ns0='http://purl.org/dc/elements/1.1/' xmlns:ns1='http://schemas.openxmlformats.org/package/2006/metadata/core-properties' " w:xpath="/ns1:coreProperties[1]/ns0:title[1]" w:storeItemID="{6C3C8BC8-F283-45AE-878A-BAB7291924A1}"/>
                                     <w:text/>
                                   </w:sdtPr>
+                                  <w:sdtEndPr/>
                                   <w:sdtContent>
-                                    <w:proofErr w:type="spellStart"/>
                                     <w:r>
                                       <w:rPr>
                                         <w:rFonts w:asciiTheme="majorHAnsi" w:eastAsiaTheme="majorEastAsia" w:hAnsiTheme="majorHAnsi" w:cstheme="majorBidi"/>
@@ -126,17 +127,7 @@
                                         <w:sz w:val="32"/>
                                         <w:szCs w:val="32"/>
                                       </w:rPr>
-                                      <w:t>Titulo</w:t>
-                                    </w:r>
-                                    <w:proofErr w:type="spellEnd"/>
-                                    <w:r>
-                                      <w:rPr>
-                                        <w:rFonts w:asciiTheme="majorHAnsi" w:eastAsiaTheme="majorEastAsia" w:hAnsiTheme="majorHAnsi" w:cstheme="majorBidi"/>
-                                        <w:color w:val="0F4761" w:themeColor="accent1" w:themeShade="BF"/>
-                                        <w:sz w:val="32"/>
-                                        <w:szCs w:val="32"/>
-                                      </w:rPr>
-                                      <w:t>: Ciencia de datos aplicada a la simulación de fabricación de semiconductores.</w:t>
+                                      <w:t>Titulo: Ciencia de datos aplicada a la simulación de fabricación de semiconductores.</w:t>
                                     </w:r>
                                   </w:sdtContent>
                                 </w:sdt>
@@ -156,6 +147,7 @@
                                   <w:dataBinding w:prefixMappings="xmlns:ns0='http://purl.org/dc/elements/1.1/' xmlns:ns1='http://schemas.openxmlformats.org/package/2006/metadata/core-properties' " w:xpath="/ns1:coreProperties[1]/ns0:subject[1]" w:storeItemID="{6C3C8BC8-F283-45AE-878A-BAB7291924A1}"/>
                                   <w:text/>
                                 </w:sdtPr>
+                                <w:sdtEndPr/>
                                 <w:sdtContent>
                                   <w:p>
                                     <w:pPr>
@@ -194,6 +186,7 @@
                                   <w:dataBinding w:prefixMappings="xmlns:ns0='http://purl.org/dc/elements/1.1/' xmlns:ns1='http://schemas.openxmlformats.org/package/2006/metadata/core-properties' " w:xpath="/ns1:coreProperties[1]/ns0:creator[1]" w:storeItemID="{6C3C8BC8-F283-45AE-878A-BAB7291924A1}"/>
                                   <w:text/>
                                 </w:sdtPr>
+                                <w:sdtEndPr/>
                                 <w:sdtContent>
                                   <w:p>
                                     <w:pPr>
@@ -271,8 +264,8 @@
                               <w:dataBinding w:prefixMappings="xmlns:ns0='http://purl.org/dc/elements/1.1/' xmlns:ns1='http://schemas.openxmlformats.org/package/2006/metadata/core-properties' " w:xpath="/ns1:coreProperties[1]/ns0:title[1]" w:storeItemID="{6C3C8BC8-F283-45AE-878A-BAB7291924A1}"/>
                               <w:text/>
                             </w:sdtPr>
+                            <w:sdtEndPr/>
                             <w:sdtContent>
-                              <w:proofErr w:type="spellStart"/>
                               <w:r>
                                 <w:rPr>
                                   <w:rFonts w:asciiTheme="majorHAnsi" w:eastAsiaTheme="majorEastAsia" w:hAnsiTheme="majorHAnsi" w:cstheme="majorBidi"/>
@@ -280,17 +273,7 @@
                                   <w:sz w:val="32"/>
                                   <w:szCs w:val="32"/>
                                 </w:rPr>
-                                <w:t>Titulo</w:t>
-                              </w:r>
-                              <w:proofErr w:type="spellEnd"/>
-                              <w:r>
-                                <w:rPr>
-                                  <w:rFonts w:asciiTheme="majorHAnsi" w:eastAsiaTheme="majorEastAsia" w:hAnsiTheme="majorHAnsi" w:cstheme="majorBidi"/>
-                                  <w:color w:val="0F4761" w:themeColor="accent1" w:themeShade="BF"/>
-                                  <w:sz w:val="32"/>
-                                  <w:szCs w:val="32"/>
-                                </w:rPr>
-                                <w:t>: Ciencia de datos aplicada a la simulación de fabricación de semiconductores.</w:t>
+                                <w:t>Titulo: Ciencia de datos aplicada a la simulación de fabricación de semiconductores.</w:t>
                               </w:r>
                             </w:sdtContent>
                           </w:sdt>
@@ -310,6 +293,7 @@
                             <w:dataBinding w:prefixMappings="xmlns:ns0='http://purl.org/dc/elements/1.1/' xmlns:ns1='http://schemas.openxmlformats.org/package/2006/metadata/core-properties' " w:xpath="/ns1:coreProperties[1]/ns0:subject[1]" w:storeItemID="{6C3C8BC8-F283-45AE-878A-BAB7291924A1}"/>
                             <w:text/>
                           </w:sdtPr>
+                          <w:sdtEndPr/>
                           <w:sdtContent>
                             <w:p>
                               <w:pPr>
@@ -348,6 +332,7 @@
                             <w:dataBinding w:prefixMappings="xmlns:ns0='http://purl.org/dc/elements/1.1/' xmlns:ns1='http://schemas.openxmlformats.org/package/2006/metadata/core-properties' " w:xpath="/ns1:coreProperties[1]/ns0:creator[1]" w:storeItemID="{6C3C8BC8-F283-45AE-878A-BAB7291924A1}"/>
                             <w:text/>
                           </w:sdtPr>
+                          <w:sdtEndPr/>
                           <w:sdtContent>
                             <w:p>
                               <w:pPr>
@@ -466,6 +451,7 @@
                                     <w:calendar w:val="gregorian"/>
                                   </w:date>
                                 </w:sdtPr>
+                                <w:sdtEndPr/>
                                 <w:sdtContent>
                                   <w:p>
                                     <w:pPr>
@@ -533,6 +519,7 @@
                               <w:calendar w:val="gregorian"/>
                             </w:date>
                           </w:sdtPr>
+                          <w:sdtEndPr/>
                           <w:sdtContent>
                             <w:p>
                               <w:pPr>
@@ -622,71 +609,15 @@
         <w:pStyle w:val="APA7"/>
       </w:pPr>
       <w:r>
-        <w:t xml:space="preserve">En los últimos cinco años, la inteligencia artificial (IA) ha evolucionado presentando metodologías de aprendizaje automático (Machine </w:t>
-      </w:r>
-      <w:proofErr w:type="spellStart"/>
-      <w:r>
-        <w:t>Learning</w:t>
-      </w:r>
-      <w:proofErr w:type="spellEnd"/>
-      <w:r>
-        <w:t>, ML) aplicadas a múltiples áreas. Esta tecnología, basada en patrones, ha demostrado la capacidad de aprender relaciones y tendencias automáticamente. Esto ha permitido integrar técnicas de alta capacidad analítica para monitorear parámetros y detectar acciones que antes eran difíciles de prevenir (Alvarado Zabala et al., 2022).</w:t>
-      </w:r>
-    </w:p>
-    <w:p>
-      <w:pPr>
-        <w:pStyle w:val="APA7"/>
-      </w:pPr>
-      <w:r>
-        <w:t xml:space="preserve">Dada la creciente generación de información, encontrar maneras eficientes de manejarla se ha vuelto una necesidad. En este contexto, un análisis reciente del mercado de semiconductores proyectado al 2032 identifica la integración de la IA en aplicaciones industriales como una gran área de oportunidad. Se ha reportado que la IA mejora las capacidades de los sistemas industriales, permitiendo el mantenimiento predictivo, el análisis de datos en tiempo real y una mejor toma de decisiones (Industrial </w:t>
-      </w:r>
-      <w:proofErr w:type="spellStart"/>
-      <w:r>
-        <w:t>Semiconductors</w:t>
-      </w:r>
-      <w:proofErr w:type="spellEnd"/>
-      <w:r>
-        <w:t xml:space="preserve"> </w:t>
-      </w:r>
-      <w:proofErr w:type="spellStart"/>
-      <w:r>
-        <w:t>Market</w:t>
-      </w:r>
-      <w:proofErr w:type="spellEnd"/>
-      <w:r>
-        <w:t xml:space="preserve"> </w:t>
-      </w:r>
-      <w:proofErr w:type="spellStart"/>
-      <w:r>
-        <w:t>Size</w:t>
-      </w:r>
-      <w:proofErr w:type="spellEnd"/>
-      <w:r>
-        <w:t xml:space="preserve">, Share, and </w:t>
-      </w:r>
-      <w:proofErr w:type="spellStart"/>
-      <w:r>
-        <w:t>Trends</w:t>
-      </w:r>
-      <w:proofErr w:type="spellEnd"/>
-      <w:r>
-        <w:t xml:space="preserve"> </w:t>
-      </w:r>
-      <w:proofErr w:type="spellStart"/>
-      <w:r>
-        <w:t>Analysis</w:t>
-      </w:r>
-      <w:proofErr w:type="spellEnd"/>
-      <w:r>
-        <w:t xml:space="preserve"> 2032, </w:t>
-      </w:r>
-      <w:proofErr w:type="spellStart"/>
-      <w:r>
-        <w:t>n.d</w:t>
-      </w:r>
-      <w:proofErr w:type="spellEnd"/>
-      <w:r>
-        <w:t>.).</w:t>
+        <w:t>En los últimos cinco años, la inteligencia artificial (IA) ha evolucionado presentando metodologías de aprendizaje automático (Machine Learning, ML) aplicadas a múltiples áreas. Esta tecnología, basada en patrones, ha demostrado la capacidad de aprender relaciones y tendencias automáticamente. Esto ha permitido integrar técnicas de alta capacidad analítica para monitorear parámetros y detectar acciones que antes eran difíciles de prevenir (Alvarado Zabala et al., 2022).</w:t>
+      </w:r>
+    </w:p>
+    <w:p>
+      <w:pPr>
+        <w:pStyle w:val="APA7"/>
+      </w:pPr>
+      <w:r>
+        <w:t>Dada la creciente generación de información, encontrar maneras eficientes de manejarla se ha vuelto una necesidad. En este contexto, un análisis reciente del mercado de semiconductores proyectado al 2032 identifica la integración de la IA en aplicaciones industriales como una gran área de oportunidad. Se ha reportado que la IA mejora las capacidades de los sistemas industriales, permitiendo el mantenimiento predictivo, el análisis de datos en tiempo real y una mejor toma de decisiones (Industrial Semiconductors Market Size, Share, and Trends Analysis 2032, n.d.).</w:t>
       </w:r>
     </w:p>
     <w:p>
@@ -708,259 +639,74 @@
           <w:b/>
           <w:bCs/>
         </w:rPr>
-        <w:t xml:space="preserve">Machine </w:t>
-      </w:r>
-      <w:proofErr w:type="spellStart"/>
-      <w:r>
+        <w:t>Machine Learning aplicado a Semiconductores</w:t>
+      </w:r>
+    </w:p>
+    <w:p>
+      <w:pPr>
+        <w:pStyle w:val="APA7"/>
+      </w:pPr>
+      <w:r>
+        <w:t xml:space="preserve">La literatura reciente ha consolidado el uso del Machine Learning en la industria de semiconductores. Diversos hitos, que van desde redes neuronales profundas hasta "deep md kit", han sido descritos por su contribución al área (Liu et al., 2022). El objetivo principal del ML en este campo es encontrar patrones que correlacionan variables para predecir su efecto sobre parámetros clave de los </w:t>
+      </w:r>
+      <w:r>
+        <w:t>semiconductores,</w:t>
+      </w:r>
+      <w:r>
+        <w:t xml:space="preserve"> tales como el </w:t>
+      </w:r>
+      <w:r>
+        <w:lastRenderedPageBreak/>
+        <w:t>comportamiento de corriente-voltaje (I-V) (Almatrefi &amp; Belaïd, 2024) y el rendimiento en altas frecuencias o temperaturas (Prasad et al., 2024).</w:t>
+      </w:r>
+    </w:p>
+    <w:p>
+      <w:pPr>
+        <w:pStyle w:val="APA7"/>
+      </w:pPr>
+      <w:r>
+        <w:t>Si bien el potencial del ML para optimizar la eficiencia y reducir errores en la fabricación está claramente establecido, la limitación persistente radica en la obtención de grandes volúmenes de datos de alta calidad, necesarios para entrenar modelos de ML robustos sin incurrir en los altos costos de la fabricación física.</w:t>
+      </w:r>
+    </w:p>
+    <w:p>
+      <w:pPr>
+        <w:pStyle w:val="APA7"/>
         <w:rPr>
           <w:b/>
           <w:bCs/>
         </w:rPr>
-        <w:t>Learning</w:t>
-      </w:r>
-      <w:proofErr w:type="spellEnd"/>
-      <w:r>
+      </w:pPr>
+    </w:p>
+    <w:p>
+      <w:pPr>
+        <w:pStyle w:val="APA7"/>
         <w:rPr>
           <w:b/>
           <w:bCs/>
         </w:rPr>
-        <w:t xml:space="preserve"> aplicado a Semiconductores</w:t>
-      </w:r>
-    </w:p>
-    <w:p>
-      <w:pPr>
-        <w:pStyle w:val="APA7"/>
-      </w:pPr>
-      <w:r>
-        <w:t xml:space="preserve">La literatura reciente ha consolidado el uso del Machine </w:t>
-      </w:r>
-      <w:proofErr w:type="spellStart"/>
-      <w:r>
-        <w:t>Learning</w:t>
-      </w:r>
-      <w:proofErr w:type="spellEnd"/>
-      <w:r>
-        <w:t xml:space="preserve"> en la industria de semiconductores. Diversos hitos, que van desde redes neuronales profundas hasta "</w:t>
-      </w:r>
-      <w:proofErr w:type="spellStart"/>
-      <w:r>
-        <w:t>deep</w:t>
-      </w:r>
-      <w:proofErr w:type="spellEnd"/>
-      <w:r>
-        <w:t xml:space="preserve"> </w:t>
-      </w:r>
-      <w:proofErr w:type="spellStart"/>
-      <w:r>
-        <w:t>md</w:t>
-      </w:r>
-      <w:proofErr w:type="spellEnd"/>
-      <w:r>
-        <w:t xml:space="preserve"> kit", han sido descritos por su contribución al área (Liu et al., 2022). El objetivo principal del ML en este campo es encontrar patrones que correlacionan variables para predecir su efecto sobre parámetros clave de los </w:t>
-      </w:r>
-      <w:r>
-        <w:t>semiconductores,</w:t>
-      </w:r>
-      <w:r>
-        <w:t xml:space="preserve"> tales como el </w:t>
-      </w:r>
-      <w:r>
-        <w:lastRenderedPageBreak/>
-        <w:t>comportamiento de corriente-voltaje (I-V) (</w:t>
-      </w:r>
-      <w:proofErr w:type="spellStart"/>
-      <w:r>
-        <w:t>Almatrefi</w:t>
-      </w:r>
-      <w:proofErr w:type="spellEnd"/>
-      <w:r>
-        <w:t xml:space="preserve"> &amp; </w:t>
-      </w:r>
-      <w:proofErr w:type="spellStart"/>
-      <w:r>
-        <w:t>Belaïd</w:t>
-      </w:r>
-      <w:proofErr w:type="spellEnd"/>
-      <w:r>
-        <w:t>, 2024) y el rendimiento en altas frecuencias o temperaturas (</w:t>
-      </w:r>
-      <w:proofErr w:type="spellStart"/>
-      <w:r>
-        <w:t>Prasad</w:t>
-      </w:r>
-      <w:proofErr w:type="spellEnd"/>
-      <w:r>
-        <w:t xml:space="preserve"> et al., 2024).</w:t>
-      </w:r>
-    </w:p>
-    <w:p>
-      <w:pPr>
-        <w:pStyle w:val="APA7"/>
-      </w:pPr>
-      <w:r>
-        <w:t>Si bien el potencial del ML para optimizar la eficiencia y reducir errores en la fabricación está claramente establecido, la limitación persistente radica en la obtención de grandes volúmenes de datos de alta calidad, necesarios para entrenar modelos de ML robustos sin incurrir en los altos costos de la fabricación física.</w:t>
-      </w:r>
-    </w:p>
-    <w:p>
-      <w:pPr>
-        <w:pStyle w:val="APA7"/>
+      </w:pPr>
+      <w:r>
         <w:rPr>
           <w:b/>
           <w:bCs/>
         </w:rPr>
-      </w:pPr>
-    </w:p>
-    <w:p>
-      <w:pPr>
-        <w:pStyle w:val="APA7"/>
-        <w:rPr>
-          <w:b/>
-          <w:bCs/>
-        </w:rPr>
-      </w:pPr>
-      <w:proofErr w:type="spellStart"/>
-      <w:r>
-        <w:rPr>
-          <w:b/>
-          <w:bCs/>
-        </w:rPr>
-        <w:t>Simulacion</w:t>
-      </w:r>
-      <w:proofErr w:type="spellEnd"/>
-      <w:r>
-        <w:rPr>
-          <w:b/>
-          <w:bCs/>
-        </w:rPr>
-        <w:t xml:space="preserve"> TCAD con Herramientas de Modelado</w:t>
-      </w:r>
-    </w:p>
-    <w:p>
-      <w:pPr>
-        <w:pStyle w:val="APA7"/>
-      </w:pPr>
-      <w:r>
-        <w:t xml:space="preserve">Para suplir la necesidad de datos sin invertir grandes cantidades de tiempo y dinero en manufactura, la simulación confiable se ha posicionado como una alternativa viable. El software de simulación de procesos y dispositivos, como </w:t>
-      </w:r>
-      <w:proofErr w:type="spellStart"/>
-      <w:r>
-        <w:t>Silvaco</w:t>
-      </w:r>
-      <w:proofErr w:type="spellEnd"/>
-      <w:r>
-        <w:t xml:space="preserve"> TCAD (</w:t>
-      </w:r>
-      <w:proofErr w:type="spellStart"/>
-      <w:r>
-        <w:t>Technology</w:t>
-      </w:r>
-      <w:proofErr w:type="spellEnd"/>
-      <w:r>
-        <w:t xml:space="preserve"> </w:t>
-      </w:r>
-      <w:proofErr w:type="spellStart"/>
-      <w:r>
-        <w:t>Computer-Aided</w:t>
-      </w:r>
-      <w:proofErr w:type="spellEnd"/>
-      <w:r>
-        <w:t xml:space="preserve"> </w:t>
-      </w:r>
-      <w:proofErr w:type="spellStart"/>
-      <w:r>
-        <w:t>Design</w:t>
-      </w:r>
-      <w:proofErr w:type="spellEnd"/>
-      <w:r>
-        <w:t>), es utilizado para optimizar el rendimiento y acelerar el tiempo de comercialización (</w:t>
-      </w:r>
-      <w:proofErr w:type="spellStart"/>
-      <w:r>
-        <w:t>Silvaco</w:t>
-      </w:r>
-      <w:proofErr w:type="spellEnd"/>
-      <w:r>
-        <w:t xml:space="preserve"> </w:t>
-      </w:r>
-      <w:proofErr w:type="spellStart"/>
-      <w:r>
-        <w:t>Group</w:t>
-      </w:r>
-      <w:proofErr w:type="spellEnd"/>
-      <w:r>
-        <w:t xml:space="preserve">, </w:t>
-      </w:r>
-      <w:proofErr w:type="gramStart"/>
-      <w:r>
-        <w:t>Inc. ,</w:t>
-      </w:r>
-      <w:proofErr w:type="gramEnd"/>
-      <w:r>
-        <w:t xml:space="preserve"> 2024a; </w:t>
-      </w:r>
-      <w:proofErr w:type="spellStart"/>
-      <w:r>
-        <w:t>Silvaco</w:t>
-      </w:r>
-      <w:proofErr w:type="spellEnd"/>
-      <w:r>
-        <w:t xml:space="preserve"> </w:t>
-      </w:r>
-      <w:proofErr w:type="spellStart"/>
-      <w:r>
-        <w:t>Group</w:t>
-      </w:r>
-      <w:proofErr w:type="spellEnd"/>
-      <w:r>
-        <w:t xml:space="preserve">, </w:t>
-      </w:r>
-      <w:proofErr w:type="gramStart"/>
-      <w:r>
-        <w:t>Inc. ,</w:t>
-      </w:r>
-      <w:proofErr w:type="gramEnd"/>
-      <w:r>
-        <w:t xml:space="preserve"> 2024b).</w:t>
-      </w:r>
-    </w:p>
-    <w:p>
-      <w:pPr>
-        <w:pStyle w:val="APA7"/>
-      </w:pPr>
-      <w:r>
-        <w:t xml:space="preserve">Estudios recientes han demostrado su efectividad. Por ejemplo, se ha utilizado TCAD para simular modelos matemáticos de microsensores MOS (Hernández-Domínguez, I.1, 2021) y para modelar la dispersión en semiconductores </w:t>
-      </w:r>
-      <w:proofErr w:type="spellStart"/>
-      <w:r>
-        <w:t>GaN</w:t>
-      </w:r>
-      <w:proofErr w:type="spellEnd"/>
-      <w:r>
-        <w:t xml:space="preserve"> HEMT (</w:t>
-      </w:r>
-      <w:proofErr w:type="spellStart"/>
-      <w:r>
-        <w:t>Catoggio</w:t>
-      </w:r>
-      <w:proofErr w:type="spellEnd"/>
-      <w:r>
-        <w:t xml:space="preserve"> et al., 2023). En ambos casos, los autores simularon sus modelos sin necesidad de fabricación real. Además, existen plataformas de acceso libre, como </w:t>
-      </w:r>
-      <w:proofErr w:type="spellStart"/>
-      <w:r>
-        <w:t>NanoHub</w:t>
-      </w:r>
-      <w:proofErr w:type="spellEnd"/>
-      <w:r>
-        <w:t>, que facilitan el uso de estas herramientas de simulación (</w:t>
-      </w:r>
-      <w:proofErr w:type="spellStart"/>
-      <w:r>
-        <w:t>Nykyruy</w:t>
-      </w:r>
-      <w:proofErr w:type="spellEnd"/>
-      <w:r>
-        <w:t xml:space="preserve"> et al., 2024).</w:t>
+        <w:t>Simulacion TCAD con Herramientas de Modelado</w:t>
+      </w:r>
+    </w:p>
+    <w:p>
+      <w:pPr>
+        <w:pStyle w:val="APA7"/>
+      </w:pPr>
+      <w:r>
+        <w:t>Para suplir la necesidad de datos sin invertir grandes cantidades de tiempo y dinero en manufactura, la simulación confiable se ha posicionado como una alternativa viable. El software de simulación de procesos y dispositivos, como Silvaco TCAD (Technology Computer-Aided Design), es utilizado para optimizar el rendimiento y acelerar el tiempo de comercialización (Silvaco Group, Inc. , 2024a; Silvaco Group, Inc. , 2024b).</w:t>
+      </w:r>
+    </w:p>
+    <w:p>
+      <w:pPr>
+        <w:pStyle w:val="APA7"/>
+      </w:pPr>
+      <w:r>
+        <w:t>Estudios recientes han demostrado su efectividad. Por ejemplo, se ha utilizado TCAD para simular modelos matemáticos de microsensores MOS (Hernández-Domínguez, I.1, 2021) y para modelar la dispersión en semiconductores GaN HEMT (Catoggio et al., 2023). En ambos casos, los autores simularon sus modelos sin necesidad de fabricación real. Además, existen plataformas de acceso libre, como NanoHub, que facilitan el uso de estas herramientas de simulación (Nykyruy et al., 2024).</w:t>
       </w:r>
     </w:p>
     <w:p>
@@ -974,74 +720,7 @@
         <w:t>obstante,</w:t>
       </w:r>
       <w:r>
-        <w:t xml:space="preserve"> los autores del articulo “</w:t>
-      </w:r>
-      <w:r>
-        <w:t xml:space="preserve">A Comprehensive </w:t>
-      </w:r>
-      <w:proofErr w:type="spellStart"/>
-      <w:r>
-        <w:t>Review</w:t>
-      </w:r>
-      <w:proofErr w:type="spellEnd"/>
-      <w:r>
-        <w:t xml:space="preserve"> </w:t>
-      </w:r>
-      <w:proofErr w:type="spellStart"/>
-      <w:r>
-        <w:t>of</w:t>
-      </w:r>
-      <w:proofErr w:type="spellEnd"/>
-      <w:r>
-        <w:t xml:space="preserve"> Machine </w:t>
-      </w:r>
-      <w:proofErr w:type="spellStart"/>
-      <w:r>
-        <w:t>Learning</w:t>
-      </w:r>
-      <w:proofErr w:type="spellEnd"/>
-      <w:r>
-        <w:t xml:space="preserve"> </w:t>
-      </w:r>
-      <w:proofErr w:type="spellStart"/>
-      <w:r>
-        <w:t>Approaches</w:t>
-      </w:r>
-      <w:proofErr w:type="spellEnd"/>
-      <w:r>
-        <w:t xml:space="preserve"> </w:t>
-      </w:r>
-      <w:proofErr w:type="spellStart"/>
-      <w:r>
-        <w:t>for</w:t>
-      </w:r>
-      <w:proofErr w:type="spellEnd"/>
-      <w:r>
-        <w:t xml:space="preserve"> Semiconductor </w:t>
-      </w:r>
-      <w:proofErr w:type="spellStart"/>
-      <w:r>
-        <w:t>Device</w:t>
-      </w:r>
-      <w:proofErr w:type="spellEnd"/>
-      <w:r>
-        <w:t xml:space="preserve"> </w:t>
-      </w:r>
-      <w:proofErr w:type="spellStart"/>
-      <w:r>
-        <w:t>Modeling</w:t>
-      </w:r>
-      <w:proofErr w:type="spellEnd"/>
-      <w:r>
-        <w:t xml:space="preserve"> and </w:t>
-      </w:r>
-      <w:proofErr w:type="spellStart"/>
-      <w:r>
-        <w:t>Simulation</w:t>
-      </w:r>
-      <w:proofErr w:type="spellEnd"/>
-      <w:r>
-        <w:t>”</w:t>
+        <w:t xml:space="preserve"> los autores del articulo “A Comprehensive Review of Machine Learning Approaches for Semiconductor Device Modeling and Simulation”</w:t>
       </w:r>
       <w:r>
         <w:t xml:space="preserve"> </w:t>
@@ -1057,26 +736,13 @@
             <w:docPart w:val="DefaultPlaceholder_-1854013440"/>
           </w:placeholder>
         </w:sdtPr>
+        <w:sdtEndPr/>
         <w:sdtContent>
           <w:r>
             <w:rPr>
               <w:color w:val="000000"/>
             </w:rPr>
-            <w:t>(</w:t>
-          </w:r>
-          <w:proofErr w:type="spellStart"/>
-          <w:r>
-            <w:rPr>
-              <w:color w:val="000000"/>
-            </w:rPr>
-            <w:t>Mamun</w:t>
-          </w:r>
-          <w:proofErr w:type="spellEnd"/>
-          <w:r>
-            <w:rPr>
-              <w:color w:val="000000"/>
-            </w:rPr>
-            <w:t xml:space="preserve"> et al., 2025)</w:t>
+            <w:t>(Mamun et al., 2025)</w:t>
           </w:r>
         </w:sdtContent>
       </w:sdt>
@@ -1127,18 +793,10 @@
         <w:t xml:space="preserve">el basto análisis que se ha realizado </w:t>
       </w:r>
       <w:r>
-        <w:t xml:space="preserve">en dicho </w:t>
-      </w:r>
-      <w:proofErr w:type="spellStart"/>
-      <w:r>
-        <w:t>articu</w:t>
-      </w:r>
-      <w:r>
-        <w:t>lo</w:t>
-      </w:r>
-      <w:proofErr w:type="spellEnd"/>
-      <w:r>
-        <w:t xml:space="preserve"> los autores </w:t>
+        <w:t>en dicho articu</w:t>
+      </w:r>
+      <w:r>
+        <w:t xml:space="preserve">lo los autores </w:t>
       </w:r>
       <w:r>
         <w:t>muestran una postura altamente favorable y optimista hacia el ML, considerándolo no solo una alternativa, sino una evolución necesaria para la industria. Sus opiniones clave son:</w:t>
@@ -1157,15 +815,7 @@
         <w:pStyle w:val="APA7"/>
       </w:pPr>
       <w:r>
-        <w:t>Necesidad de Física en el ML: Aunque valoran el ML basado puramente en datos, critican su naturaleza de "caja negra" y su falta de consistencia física en regiones donde no hay datos. Por ello, abogan fuertemente por las PINN (</w:t>
-      </w:r>
-      <w:proofErr w:type="spellStart"/>
-      <w:r>
-        <w:t>Physics-Informed</w:t>
-      </w:r>
-      <w:proofErr w:type="spellEnd"/>
-      <w:r>
-        <w:t xml:space="preserve"> Neural Networks) como el futuro, ya que combinan lo mejor de ambos mundos: la velocidad de la IA y la exactitud de la física.</w:t>
+        <w:t>Necesidad de Física en el ML: Aunque valoran el ML basado puramente en datos, critican su naturaleza de "caja negra" y su falta de consistencia física en regiones donde no hay datos. Por ello, abogan fuertemente por las PINN (Physics-Informed Neural Networks) como el futuro, ya que combinan lo mejor de ambos mundos: la velocidad de la IA y la exactitud de la física.</w:t>
       </w:r>
     </w:p>
     <w:p>
@@ -1181,15 +831,7 @@
         <w:pStyle w:val="APA7"/>
       </w:pPr>
       <w:r>
-        <w:t xml:space="preserve">Visión a Futuro: Sugieren que la investigación debe moverse hacia el Transfer </w:t>
-      </w:r>
-      <w:proofErr w:type="spellStart"/>
-      <w:r>
-        <w:t>Learning</w:t>
-      </w:r>
-      <w:proofErr w:type="spellEnd"/>
-      <w:r>
-        <w:t xml:space="preserve"> (para solucionar la escasez de datos) y el uso de Transformers para capturar dependencias temporales complejas en las simulaciones.</w:t>
+        <w:t>Visión a Futuro: Sugieren que la investigación debe moverse hacia el Transfer Learning (para solucionar la escasez de datos) y el uso de Transformers para capturar dependencias temporales complejas en las simulaciones.</w:t>
       </w:r>
     </w:p>
     <w:p>
@@ -1271,31 +913,7 @@
         <w:pStyle w:val="APA7"/>
       </w:pPr>
       <w:r>
-        <w:t xml:space="preserve">De acuerdo con la evidencia reciente (2021-2024), es claro que tanto el ML como la simulación TCAD son herramientas fundamentales y validadas en la industria de semiconductores (Liu et al., 2022; </w:t>
-      </w:r>
-      <w:proofErr w:type="spellStart"/>
-      <w:r>
-        <w:t>Catoggio</w:t>
-      </w:r>
-      <w:proofErr w:type="spellEnd"/>
-      <w:r>
-        <w:t xml:space="preserve"> et al., 2023). Sin embargo, la literatura tiende a utilizarlas de forma separada: el ML para analizar datos (</w:t>
-      </w:r>
-      <w:proofErr w:type="spellStart"/>
-      <w:r>
-        <w:t>Almatrefi</w:t>
-      </w:r>
-      <w:proofErr w:type="spellEnd"/>
-      <w:r>
-        <w:t xml:space="preserve"> &amp; </w:t>
-      </w:r>
-      <w:proofErr w:type="spellStart"/>
-      <w:r>
-        <w:t>Belaïd</w:t>
-      </w:r>
-      <w:proofErr w:type="spellEnd"/>
-      <w:r>
-        <w:t>, 2024) y el TCAD para validar modelos teóricos específicos (Hernández-Domínguez, I.1, 2021).</w:t>
+        <w:t>De acuerdo con la evidencia reciente (2021-2024), es claro que tanto el ML como la simulación TCAD son herramientas fundamentales y validadas en la industria de semiconductores (Liu et al., 2022; Catoggio et al., 2023). Sin embargo, la literatura tiende a utilizarlas de forma separada: el ML para analizar datos (Almatrefi &amp; Belaïd, 2024) y el TCAD para validar modelos teóricos específicos (Hernández-Domínguez, I.1, 2021).</w:t>
       </w:r>
     </w:p>
     <w:p>
@@ -1347,28 +965,16 @@
       <w:r>
         <w:t>a Embajada de Estados Unidos en México y la Cámara Nacional de la Industria Electrónica, de Telecomunicaciones y Tecnologías de la Información (</w:t>
       </w:r>
-      <w:proofErr w:type="spellStart"/>
-      <w:r>
-        <w:fldChar w:fldCharType="begin"/>
-      </w:r>
-      <w:r>
-        <w:instrText>HYPERLINK "https://www.eleconomista.com.mx/estados/Mexico-necesita-incentivos-para-industria-de-semiconductores-Canieti-20240221-0073.html" \t "_blank"</w:instrText>
-      </w:r>
-      <w:r>
-        <w:fldChar w:fldCharType="separate"/>
-      </w:r>
-      <w:r>
-        <w:rPr>
-          <w:rStyle w:val="Hyperlink"/>
-          <w:b/>
-          <w:bCs/>
-        </w:rPr>
-        <w:t>Canieti</w:t>
-      </w:r>
-      <w:proofErr w:type="spellEnd"/>
-      <w:r>
-        <w:fldChar w:fldCharType="end"/>
-      </w:r>
+      <w:hyperlink r:id="rId8" w:tgtFrame="_blank" w:history="1">
+        <w:r>
+          <w:rPr>
+            <w:rStyle w:val="Hyperlink"/>
+            <w:b/>
+            <w:bCs/>
+          </w:rPr>
+          <w:t>Canieti</w:t>
+        </w:r>
+      </w:hyperlink>
       <w:r>
         <w:t>)</w:t>
       </w:r>
@@ -1462,15 +1068,7 @@
         <w:pStyle w:val="APA7"/>
       </w:pPr>
       <w:r>
-        <w:t>Centros de Diseño: Se ha anunciado la creación del Centro Nacional de Diseño de Semiconductores "</w:t>
-      </w:r>
-      <w:proofErr w:type="spellStart"/>
-      <w:r>
-        <w:t>Kutsari</w:t>
-      </w:r>
-      <w:proofErr w:type="spellEnd"/>
-      <w:r>
-        <w:t>", que tendrá sedes en Sonora, Jalisco y Puebla, con el objetivo de impulsar la innovación y el diseño de chips in situ.</w:t>
+        <w:t>Centros de Diseño: Se ha anunciado la creación del Centro Nacional de Diseño de Semiconductores "Kutsari", que tendrá sedes en Sonora, Jalisco y Puebla, con el objetivo de impulsar la innovación y el diseño de chips in situ.</w:t>
       </w:r>
     </w:p>
     <w:p>
@@ -1568,35 +1166,7 @@
         <w:rPr>
           <w:rFonts w:ascii="Arial" w:hAnsi="Arial" w:cs="Arial"/>
         </w:rPr>
-        <w:t xml:space="preserve">Desarrollar un modelo de machine </w:t>
-      </w:r>
-      <w:proofErr w:type="spellStart"/>
-      <w:r>
-        <w:rPr>
-          <w:rFonts w:ascii="Arial" w:hAnsi="Arial" w:cs="Arial"/>
-        </w:rPr>
-        <w:t>learning</w:t>
-      </w:r>
-      <w:proofErr w:type="spellEnd"/>
-      <w:r>
-        <w:rPr>
-          <w:rFonts w:ascii="Arial" w:hAnsi="Arial" w:cs="Arial"/>
-        </w:rPr>
-        <w:t xml:space="preserve"> para optimizar el desempeño de dispositivos semiconductores en aplicaciones electrónicas, mediante el análisis de los conjuntos de datos generados por simulaciones de fabricación en </w:t>
-      </w:r>
-      <w:proofErr w:type="spellStart"/>
-      <w:r>
-        <w:rPr>
-          <w:rFonts w:ascii="Arial" w:hAnsi="Arial" w:cs="Arial"/>
-        </w:rPr>
-        <w:t>Silvaco</w:t>
-      </w:r>
-      <w:proofErr w:type="spellEnd"/>
-      <w:r>
-        <w:rPr>
-          <w:rFonts w:ascii="Arial" w:hAnsi="Arial" w:cs="Arial"/>
-        </w:rPr>
-        <w:t xml:space="preserve"> TCAD.</w:t>
+        <w:t>Desarrollar un modelo de machine learning para optimizar el desempeño de dispositivos semiconductores en aplicaciones electrónicas, mediante el análisis de los conjuntos de datos generados por simulaciones de fabricación en Silvaco TCAD.</w:t>
       </w:r>
     </w:p>
     <w:p>
@@ -1654,21 +1224,7 @@
         <w:rPr>
           <w:rFonts w:ascii="Arial" w:hAnsi="Arial" w:cs="Arial"/>
         </w:rPr>
-        <w:t xml:space="preserve">              Simulación en el Software </w:t>
-      </w:r>
-      <w:proofErr w:type="spellStart"/>
-      <w:r>
-        <w:rPr>
-          <w:rFonts w:ascii="Arial" w:hAnsi="Arial" w:cs="Arial"/>
-        </w:rPr>
-        <w:t>Silvaco</w:t>
-      </w:r>
-      <w:proofErr w:type="spellEnd"/>
-      <w:r>
-        <w:rPr>
-          <w:rFonts w:ascii="Arial" w:hAnsi="Arial" w:cs="Arial"/>
-        </w:rPr>
-        <w:t xml:space="preserve"> TCAD.</w:t>
+        <w:t xml:space="preserve">              Simulación en el Software Silvaco TCAD.</w:t>
       </w:r>
     </w:p>
     <w:p>
@@ -1752,21 +1308,7 @@
         <w:rPr>
           <w:rFonts w:ascii="Arial" w:hAnsi="Arial" w:cs="Arial"/>
         </w:rPr>
-        <w:t xml:space="preserve">Entrenar y validar modelos de machine </w:t>
-      </w:r>
-      <w:proofErr w:type="spellStart"/>
-      <w:r>
-        <w:rPr>
-          <w:rFonts w:ascii="Arial" w:hAnsi="Arial" w:cs="Arial"/>
-        </w:rPr>
-        <w:t>learning</w:t>
-      </w:r>
-      <w:proofErr w:type="spellEnd"/>
-      <w:r>
-        <w:rPr>
-          <w:rFonts w:ascii="Arial" w:hAnsi="Arial" w:cs="Arial"/>
-        </w:rPr>
-        <w:t xml:space="preserve"> (p. ej., regresión, clasificación) que predigan el desempeño eléctrico a partir de las variables de síntesis</w:t>
+        <w:t>Entrenar y validar modelos de machine learning (p. ej., regresión, clasificación) que predigan el desempeño eléctrico a partir de las variables de síntesis</w:t>
       </w:r>
     </w:p>
     <w:p>
@@ -1934,23 +1476,7 @@
         <w:t>lanzado iniciativas</w:t>
       </w:r>
       <w:r>
-        <w:t xml:space="preserve"> clave como la creación de programas académicos enfocados en esta industria como las recientes carreras en Ingenia en Semiconductores y Materia semiconductores del Tecnológico Nacional de México y el establecimiento del Centro Nacional de Diseño de semiconductores “</w:t>
-      </w:r>
-      <w:proofErr w:type="spellStart"/>
-      <w:r>
-        <w:t>kutsari</w:t>
-      </w:r>
-      <w:proofErr w:type="spellEnd"/>
-      <w:r>
-        <w:t>” que busca fortalecer la cadena de valor de semiconductores.  Centro de diseño “</w:t>
-      </w:r>
-      <w:proofErr w:type="spellStart"/>
-      <w:r>
-        <w:t>Kutsari</w:t>
-      </w:r>
-      <w:proofErr w:type="spellEnd"/>
-      <w:r>
-        <w:t>” fortalecerá la cadena de valor de semiconductores en el país: (2025, febrero 6).</w:t>
+        <w:t xml:space="preserve"> clave como la creación de programas académicos enfocados en esta industria como las recientes carreras en Ingenia en Semiconductores y Materia semiconductores del Tecnológico Nacional de México y el establecimiento del Centro Nacional de Diseño de semiconductores “kutsari” que busca fortalecer la cadena de valor de semiconductores.  Centro de diseño “Kutsari” fortalecerá la cadena de valor de semiconductores en el país: (2025, febrero 6).</w:t>
       </w:r>
     </w:p>
     <w:p>
@@ -1989,15 +1515,7 @@
       </w:r>
       <w:r>
         <w:tab/>
-        <w:t>Enfoque en el Diseño y la Optimización: El plan maestro nacional y la estrategia estatal de Querétaro identifican el diseño como un área prioritaria. El objetivo general de este proyecto es, precisamente, aplicar ciencia de datos para analizar simulaciones y optimizar el desempeño de los semiconductores. Esta metodología contribuye directamente a la capacidad de innovación y diseño in situ que centros como "</w:t>
-      </w:r>
-      <w:proofErr w:type="spellStart"/>
-      <w:r>
-        <w:t>Kutsari</w:t>
-      </w:r>
-      <w:proofErr w:type="spellEnd"/>
-      <w:r>
-        <w:t>" y el CEDI de QSM en Querétaro buscan fomentar.</w:t>
+        <w:t>Enfoque en el Diseño y la Optimización: El plan maestro nacional y la estrategia estatal de Querétaro identifican el diseño como un área prioritaria. El objetivo general de este proyecto es, precisamente, aplicar ciencia de datos para analizar simulaciones y optimizar el desempeño de los semiconductores. Esta metodología contribuye directamente a la capacidad de innovación y diseño in situ que centros como "Kutsari" y el CEDI de QSM en Querétaro buscan fomentar.</w:t>
       </w:r>
     </w:p>
     <w:p>
@@ -2021,15 +1539,7 @@
       </w:r>
       <w:r>
         <w:tab/>
-        <w:t xml:space="preserve">Desarrollo de Talento Especializado: La implementación exitosa de los planes en Querétaro y el país depende de la formación de capital humano avanzado. Este proyecto, al fusionar dos áreas de alta demanda (la simulación TCAD y el Machine </w:t>
-      </w:r>
-      <w:proofErr w:type="spellStart"/>
-      <w:r>
-        <w:t>Learning</w:t>
-      </w:r>
-      <w:proofErr w:type="spellEnd"/>
-      <w:r>
-        <w:t>), representa el tipo de investigación aplicada y conocimiento especializado que este nuevo y sofisticado ecosistema industrial requiere.</w:t>
+        <w:t>Desarrollo de Talento Especializado: La implementación exitosa de los planes en Querétaro y el país depende de la formación de capital humano avanzado. Este proyecto, al fusionar dos áreas de alta demanda (la simulación TCAD y el Machine Learning), representa el tipo de investigación aplicada y conocimiento especializado que este nuevo y sofisticado ecosistema industrial requiere.</w:t>
       </w:r>
     </w:p>
     <w:p>
@@ -2115,15 +1625,7 @@
         <w:pStyle w:val="APA7"/>
       </w:pPr>
       <w:r>
-        <w:t>(</w:t>
-      </w:r>
-      <w:proofErr w:type="spellStart"/>
-      <w:r>
-        <w:t>ii</w:t>
-      </w:r>
-      <w:proofErr w:type="spellEnd"/>
-      <w:r>
-        <w:t>)</w:t>
+        <w:t>(ii)</w:t>
       </w:r>
       <w:r>
         <w:t xml:space="preserve"> Técnicas de simulación para la fabricación de semiconductores</w:t>
@@ -2132,23 +1634,7 @@
         <w:t xml:space="preserve"> y la última sección de este </w:t>
       </w:r>
       <w:r>
-        <w:t>marco teórico que es (</w:t>
-      </w:r>
-      <w:proofErr w:type="spellStart"/>
-      <w:r>
-        <w:t>iii</w:t>
-      </w:r>
-      <w:proofErr w:type="spellEnd"/>
-      <w:r>
-        <w:t xml:space="preserve">) Machine </w:t>
-      </w:r>
-      <w:proofErr w:type="spellStart"/>
-      <w:r>
-        <w:t>learning</w:t>
-      </w:r>
-      <w:proofErr w:type="spellEnd"/>
-      <w:r>
-        <w:t xml:space="preserve"> e inteligencia artificial.</w:t>
+        <w:t>marco teórico que es (iii) Machine learning e inteligencia artificial.</w:t>
       </w:r>
     </w:p>
     <w:p>
@@ -2173,64 +1659,421 @@
       <w:pPr>
         <w:pStyle w:val="APA7"/>
       </w:pPr>
-    </w:p>
-    <w:p>
-      <w:pPr>
-        <w:pStyle w:val="APA7"/>
-      </w:pPr>
-    </w:p>
-    <w:p>
-      <w:pPr>
-        <w:rPr>
-          <w:rFonts w:ascii="Arial" w:hAnsi="Arial"/>
+      <w:r>
+        <w:tab/>
+        <w:t xml:space="preserve">El estado del arte </w:t>
+      </w:r>
+      <w:r>
+        <w:t>de la</w:t>
+      </w:r>
+      <w:r>
+        <w:t xml:space="preserve"> ciencia de datos y los semiconductores se ha centrado en el uso de técnicas de machine learning para la predicción y diagnóstico de fallas, algunos de los usos particulares que ha aportado las técnicas de ML son:</w:t>
+      </w:r>
+    </w:p>
+    <w:p>
+      <w:pPr>
+        <w:pStyle w:val="APA7"/>
+      </w:pPr>
+      <w:r>
+        <w:t>P</w:t>
+      </w:r>
+      <w:r>
+        <w:t>redicción y Regresión (Simulación de curvas I-V/C-V): Se utilizan algoritmos de aprendizaje supervisado para predecir características eléctricas continuas. Se ha estudiado extensamente el uso de Redes Neuronales Artificiales (ANN) y Random Forest para mapear parámetros geométricos a corrientes de salida, reemplazando simulaciones físicas costosas.</w:t>
+      </w:r>
+    </w:p>
+    <w:p>
+      <w:pPr>
+        <w:pStyle w:val="APA7"/>
+      </w:pPr>
+      <w:r>
+        <w:t>Extracción de Parámetros: Automatización de la extracción de parámetros para modelos compactos (como BSIM), reduciendo el tiempo de ajuste manual o iterativo.</w:t>
+      </w:r>
+    </w:p>
+    <w:p>
+      <w:pPr>
+        <w:pStyle w:val="APA7"/>
+      </w:pPr>
+    </w:p>
+    <w:p>
+      <w:pPr>
+        <w:pStyle w:val="APA7"/>
+        <w:rPr>
           <w:b/>
           <w:bCs/>
-        </w:rPr>
-      </w:pPr>
+          <w:lang w:val="en-US"/>
+        </w:rPr>
+      </w:pPr>
+      <w:r>
+        <w:t xml:space="preserve"> Diseño Inverso y Diagnóstico (Extracción de Parámetros): Se aborda el problema inverso de determinar la estructura del dispositivo a partir de sus resultados eléctricos. Se han implementado modelos de Deep Learning y Autoencoders para inferir </w:t>
+      </w:r>
+      <w:r>
+        <w:lastRenderedPageBreak/>
+        <w:t>configuraciones óptimas de granos metálicos o dopaje, actuando como un diagnóstico de la estructura interna del semiconductor.</w:t>
+      </w:r>
+      <w:r>
+        <w:t xml:space="preserve"> </w:t>
+      </w:r>
       <w:r>
         <w:rPr>
           <w:b/>
           <w:bCs/>
-        </w:rPr>
-        <w:br w:type="page"/>
-      </w:r>
-    </w:p>
-    <w:p>
-      <w:pPr>
-        <w:pStyle w:val="APA7"/>
+          <w:lang w:val="en-US"/>
+        </w:rPr>
+        <w:t>[A Comprehensive Review of Machine Learning Approaches for Semiconductor Device Modeling and Simulation</w:t>
+      </w:r>
+      <w:r>
         <w:rPr>
           <w:b/>
           <w:bCs/>
-        </w:rPr>
-      </w:pPr>
+          <w:lang w:val="en-US"/>
+        </w:rPr>
+        <w:t xml:space="preserve">  - agregar cita</w:t>
+      </w:r>
       <w:r>
         <w:rPr>
           <w:b/>
           <w:bCs/>
-        </w:rPr>
-        <w:lastRenderedPageBreak/>
-        <w:t>Cronograma de actividades (Estructura del protocolo)</w:t>
-      </w:r>
-    </w:p>
-    <w:p>
-      <w:pPr>
-        <w:pStyle w:val="APA7"/>
+          <w:lang w:val="en-US"/>
+        </w:rPr>
+        <w:t>]</w:t>
+      </w:r>
+      <w:r>
         <w:rPr>
           <w:b/>
           <w:bCs/>
-        </w:rPr>
-      </w:pPr>
-      <w:r>
+          <w:lang w:val="en-US"/>
+        </w:rPr>
+        <w:t>.</w:t>
+      </w:r>
+    </w:p>
+    <w:p>
+      <w:pPr>
+        <w:pStyle w:val="APA7"/>
         <w:rPr>
           <w:b/>
           <w:bCs/>
+          <w:lang w:val="en-US"/>
+        </w:rPr>
+      </w:pPr>
+    </w:p>
+    <w:p>
+      <w:pPr>
+        <w:pStyle w:val="APA7"/>
+      </w:pPr>
+      <w:r>
+        <w:t>¿Qué resultados, limitaciones y sesgos reporta la literatura?</w:t>
+      </w:r>
+    </w:p>
+    <w:p>
+      <w:pPr>
+        <w:pStyle w:val="APA7"/>
+      </w:pPr>
+      <w:r>
+        <w:t>Resultados:</w:t>
+      </w:r>
+    </w:p>
+    <w:p>
+      <w:pPr>
+        <w:pStyle w:val="APA7"/>
+      </w:pPr>
+      <w:r>
+        <w:t>Precisión y Eficiencia: Se ha demostrado que los modelos de Machine Learning (ML) pueden reducir el tiempo de simulación de horas a segundos o milisegundos. Se ha observado que modelos como las ANN y Random Forest logran errores relativos menores al 1% en la predicción de características I-V en comparación con las herramientas TCAD tradicionales.</w:t>
+      </w:r>
+    </w:p>
+    <w:p>
+      <w:pPr>
+        <w:pStyle w:val="APA7"/>
+      </w:pPr>
+      <w:r>
+        <w:t>Capacidad de Aprendizaje: Se ha comprobado que los modelos de Deep Learning capturan relaciones no lineales complejas y efectos cuánticos que los modelos compactos tradicionales luchan por representar sin parámetros empíricos excesivos.</w:t>
+      </w:r>
+    </w:p>
+    <w:p>
+      <w:pPr>
+        <w:pStyle w:val="APA7"/>
+      </w:pPr>
+      <w:r>
+        <w:t>Limitaciones y Sesgos:</w:t>
+      </w:r>
+    </w:p>
+    <w:p>
+      <w:pPr>
+        <w:pStyle w:val="APA7"/>
+      </w:pPr>
+      <w:r>
+        <w:t>Dependencia de Datos (Muestras pequeñas/ruidosas): Se ha reportado que los modelos de ML tradicionales (como MLP) sufren de sobreajuste (overfitting) o subajuste (underfitting) cuando los datos experimentales o simulados son escasos o ruidosos. Se ha identificado que la generación de grandes conjuntos de datos mediante TCAD es computacionalmente costosa, lo que limita el entrenamiento efectivo.</w:t>
+      </w:r>
+    </w:p>
+    <w:p>
+      <w:pPr>
+        <w:pStyle w:val="APA7"/>
+      </w:pPr>
+      <w:r>
+        <w:t>Falta de Interpretabilidad (Caja Negra): Se ha señalado que los modelos puramente basados en datos carecen de conocimiento físico inherente, lo que genera problemas de confianza (trust issues) entre ingenieros e investigadores al no poder explicar el "por qué" de una predicción.</w:t>
+      </w:r>
+    </w:p>
+    <w:p>
+      <w:pPr>
+        <w:pStyle w:val="APA7"/>
+      </w:pPr>
+      <w:r>
+        <w:lastRenderedPageBreak/>
+        <w:t>Inconsistencia Física: Se ha observado que las redes neuronales estándar pueden predecir comportamientos "no físicos", como oscilaciones en las curvas de corriente o violaciones de leyes fundamentales, especialmente en regiones fuera del rango de entrenamiento.</w:t>
+      </w:r>
+    </w:p>
+    <w:p>
+      <w:pPr>
+        <w:pStyle w:val="APA7"/>
+      </w:pPr>
+      <w:r>
+        <w:t>Generalización Limitada: Se ha encontrado que un modelo entrenado para una geometría específica de dispositivo rara vez generaliza bien a otro tamaño sin un reajuste significativo, lo que indica un sesgo hacia las condiciones específicas de los datos de entrenamiento.</w:t>
+      </w:r>
+    </w:p>
+    <w:p>
+      <w:pPr>
+        <w:pStyle w:val="APA7"/>
+      </w:pPr>
+    </w:p>
+    <w:p>
+      <w:pPr>
+        <w:pStyle w:val="APA7"/>
+      </w:pPr>
+    </w:p>
+    <w:p>
+      <w:pPr>
+        <w:pStyle w:val="APA7"/>
+      </w:pPr>
+      <w:r>
+        <w:t>¿Qué brechas persisten?</w:t>
+      </w:r>
+    </w:p>
+    <w:p>
+      <w:pPr>
+        <w:pStyle w:val="APA7"/>
+      </w:pPr>
+      <w:r>
+        <w:t>Integración de Conocimiento de Dominio (Física + Datos): Persiste la necesidad de integrar robustamente las leyes físicas en los modelos de datos. Aunque las Redes Neuronales Informadas por la Física (PINN) son una solución emergente, se ha notado que su aplicación en la simulación de dispositivos es aún limitada en comparación con métodos tradicionales.</w:t>
+      </w:r>
+    </w:p>
+    <w:p>
+      <w:pPr>
+        <w:pStyle w:val="APA7"/>
+      </w:pPr>
+      <w:r>
+        <w:t>Escalabilidad y Transferencia: Falta desarrollar métodos eficientes de Transfer Learning. Se requiere investigar más sobre cómo reutilizar datos de tecnologías antiguas para entrenar modelos en nuevos nodos tecnológicos, mitigando la escasez de datos locales para nuevos dispositivos.</w:t>
+      </w:r>
+    </w:p>
+    <w:p>
+      <w:pPr>
+        <w:pStyle w:val="APA7"/>
+        <w:ind w:left="0" w:firstLine="0"/>
+      </w:pPr>
+    </w:p>
+    <w:p>
+      <w:pPr>
+        <w:rPr>
+          <w:rFonts w:ascii="Arial" w:hAnsi="Arial"/>
+        </w:rPr>
+      </w:pPr>
+      <w:r>
+        <w:br w:type="page"/>
+      </w:r>
+    </w:p>
+    <w:p>
+      <w:pPr>
+        <w:pStyle w:val="APA7"/>
+        <w:numPr>
+          <w:ilvl w:val="0"/>
+          <w:numId w:val="9"/>
+        </w:numPr>
+      </w:pPr>
+      <w:r>
+        <w:lastRenderedPageBreak/>
+        <w:t>Física de semiconductores</w:t>
+      </w:r>
+    </w:p>
+    <w:p>
+      <w:pPr>
+        <w:pStyle w:val="APA7"/>
+        <w:ind w:left="360" w:firstLine="0"/>
+      </w:pPr>
+    </w:p>
+    <w:p>
+      <w:pPr>
+        <w:pStyle w:val="APA7"/>
+        <w:ind w:left="360" w:firstLine="0"/>
+      </w:pPr>
+      <w:r>
+        <w:t>Material Semiconductor:</w:t>
+      </w:r>
+    </w:p>
+    <w:p>
+      <w:pPr>
+        <w:pStyle w:val="APA7"/>
+      </w:pPr>
+      <w:r>
+        <w:t xml:space="preserve">Se define un material semiconductor como aquel </w:t>
+      </w:r>
+      <w:r>
+        <w:t>cuya conductividad eléctrica se sitúa en un rango intermedio entre la de un aislante y la de un conductor, caracterizado fundamentalmente por poseer una brecha de energía prohibida pequeña (del orden de 1 eV) que provoca que actúe como un aislante en el cero absoluto (0 K) pero permita la conducción de corriente a temperatura ambiente, siendo esta conductividad altamente sensible a estímulos externos como la temperatura, la iluminación y los campos magnéticos, así como a la introducción controlada de impurezas.</w:t>
+      </w:r>
+      <w:r>
+        <w:t xml:space="preserve"> [Phyic of semiconductors – agregar cita].</w:t>
+      </w:r>
+    </w:p>
+    <w:p>
+      <w:pPr>
+        <w:pStyle w:val="APA7"/>
+      </w:pPr>
+    </w:p>
+    <w:p>
+      <w:pPr>
+        <w:pStyle w:val="APA7"/>
+      </w:pPr>
+      <w:r>
+        <w:t>Banda de energía prohibida (bandgap)</w:t>
+      </w:r>
+    </w:p>
+    <w:p>
+      <w:pPr>
+        <w:pStyle w:val="APA7"/>
+      </w:pPr>
+      <w:r>
+        <w:t>El bandgap (o energía de banda prohibida, E</w:t>
+      </w:r>
+      <w:r>
+        <w:t>g</w:t>
+      </w:r>
+      <w:r>
+        <w:t xml:space="preserve">) </w:t>
+      </w:r>
+      <w:r>
+        <w:t>es el intervalo de energía prohibida situado entre el fondo de la banda de conducción y el tope de la banda de valencia, el cual representa físicamente la cantidad mínima de energía requerida para romper un enlace en el semiconductor y liberar un electrón hacia la banda de conducción, dejando un hueco en la banda de valencia.</w:t>
+      </w:r>
+    </w:p>
+    <w:p>
+      <w:pPr>
+        <w:pStyle w:val="APA7"/>
+      </w:pPr>
+    </w:p>
+    <w:p>
+      <w:pPr>
+        <w:pStyle w:val="APA7"/>
+      </w:pPr>
+    </w:p>
+    <w:p>
+      <w:pPr>
+        <w:pStyle w:val="APA7"/>
+      </w:pPr>
+    </w:p>
+    <w:p>
+      <w:pPr>
+        <w:pStyle w:val="APA7"/>
+      </w:pPr>
+    </w:p>
+    <w:p>
+      <w:pPr>
+        <w:pStyle w:val="APA7"/>
+      </w:pPr>
+    </w:p>
+    <w:p>
+      <w:pPr>
+        <w:pStyle w:val="APA7"/>
+      </w:pPr>
+    </w:p>
+    <w:p>
+      <w:pPr>
+        <w:pStyle w:val="APA7"/>
+      </w:pPr>
+    </w:p>
+    <w:p>
+      <w:pPr>
+        <w:pStyle w:val="APA7"/>
+      </w:pPr>
+    </w:p>
+    <w:p>
+      <w:pPr>
+        <w:pStyle w:val="APA7"/>
+      </w:pPr>
+      <w:r>
+        <w:lastRenderedPageBreak/>
+        <w:t>Conductividad de un material:</w:t>
+      </w:r>
+    </w:p>
+    <w:p>
+      <w:pPr>
+        <w:pStyle w:val="APA7"/>
+      </w:pPr>
+      <w:r>
+        <w:t xml:space="preserve">La conductividad eléctrica </w:t>
+      </w:r>
+      <w:r>
+        <w:t>(</w:t>
+      </w:r>
+      <w:r>
+        <w:t>σ</w:t>
+      </w:r>
+      <w:r>
+        <w:t>) se define como la capacidad del material para conducir corriente, determinada cuantitativamente por la suma de las contribuciones de los electrones y los huecos, lo cual se expresa como el producto de la magnitud de la carga electrónica (q) por la suma de la concentración de electrones (</w:t>
+      </w:r>
+      <w:r>
+        <w:rPr>
+          <w:rFonts w:cs="Arial"/>
+        </w:rPr>
+        <w:t>n</w:t>
+      </w:r>
+      <w:r>
+        <w:t>) multiplicada por su movilidad (</w:t>
+      </w:r>
+      <w:r>
+        <w:rPr>
+          <w:rFonts w:cs="Arial"/>
+        </w:rPr>
+        <w:t>µ</w:t>
+      </w:r>
+      <w:r>
+        <w:t xml:space="preserve">n) </w:t>
+      </w:r>
+      <w:r>
+        <w:t>más la concentración de huecos (p) multiplicada por su movilidad (</w:t>
+      </w:r>
+      <w:r>
+        <w:rPr>
+          <w:rFonts w:cs="Arial"/>
+        </w:rPr>
+        <w:t>µ</w:t>
+      </w:r>
+      <w:r>
+        <w:t>p</w:t>
+      </w:r>
+      <w:r>
+        <w:t>).</w:t>
+      </w:r>
+    </w:p>
+    <w:p>
+      <w:pPr>
+        <w:pStyle w:val="APA7"/>
+      </w:pPr>
+      <w:r>
+        <w:t xml:space="preserve">La conductividad de un semiconductor </w:t>
+      </w:r>
+      <w:r>
+        <w:t>considerando ambos tipos de portadores de carga (electrones y huecos) es la siguiente:</w:t>
+      </w:r>
+    </w:p>
+    <w:p>
+      <w:pPr>
+        <w:pStyle w:val="APA7"/>
+      </w:pPr>
+      <w:r>
+        <w:rPr>
           <w:noProof/>
         </w:rPr>
         <w:drawing>
-          <wp:inline distT="0" distB="0" distL="0" distR="0" wp14:anchorId="171CD1DC" wp14:editId="6193C99C">
-            <wp:extent cx="4880113" cy="2329180"/>
+          <wp:inline distT="0" distB="0" distL="0" distR="0" wp14:anchorId="31A84A88" wp14:editId="204014B5">
+            <wp:extent cx="4198984" cy="1455546"/>
             <wp:effectExtent l="0" t="0" r="0" b="0"/>
-            <wp:docPr id="315853058" name="Picture 5" descr="A screenshot of a graph"/>
+            <wp:docPr id="986098986" name="Picture 1"/>
             <wp:cNvGraphicFramePr>
               <a:graphicFrameLocks xmlns:a="http://schemas.openxmlformats.org/drawingml/2006/main" noChangeAspect="1"/>
             </wp:cNvGraphicFramePr>
@@ -2238,36 +2081,23 @@
               <a:graphicData uri="http://schemas.openxmlformats.org/drawingml/2006/picture">
                 <pic:pic xmlns:pic="http://schemas.openxmlformats.org/drawingml/2006/picture">
                   <pic:nvPicPr>
-                    <pic:cNvPr id="0" name="Picture 1" descr="A screenshot of a graph"/>
-                    <pic:cNvPicPr>
-                      <a:picLocks noChangeAspect="1" noChangeArrowheads="1"/>
-                    </pic:cNvPicPr>
+                    <pic:cNvPr id="986098986" name=""/>
+                    <pic:cNvPicPr/>
                   </pic:nvPicPr>
                   <pic:blipFill>
-                    <a:blip r:embed="rId8" cstate="print">
-                      <a:extLst>
-                        <a:ext uri="{28A0092B-C50C-407E-A947-70E740481C1C}">
-                          <a14:useLocalDpi xmlns:a14="http://schemas.microsoft.com/office/drawing/2010/main" val="0"/>
-                        </a:ext>
-                      </a:extLst>
-                    </a:blip>
-                    <a:srcRect/>
+                    <a:blip r:embed="rId9"/>
                     <a:stretch>
                       <a:fillRect/>
                     </a:stretch>
                   </pic:blipFill>
-                  <pic:spPr bwMode="auto">
+                  <pic:spPr>
                     <a:xfrm>
                       <a:off x="0" y="0"/>
-                      <a:ext cx="4882821" cy="2330473"/>
+                      <a:ext cx="4198984" cy="1455546"/>
                     </a:xfrm>
                     <a:prstGeom prst="rect">
                       <a:avLst/>
                     </a:prstGeom>
-                    <a:noFill/>
-                    <a:ln>
-                      <a:noFill/>
-                    </a:ln>
                   </pic:spPr>
                 </pic:pic>
               </a:graphicData>
@@ -2279,39 +2109,979 @@
     <w:p>
       <w:pPr>
         <w:pStyle w:val="APA7"/>
+        <w:ind w:left="0" w:firstLine="0"/>
+      </w:pPr>
+    </w:p>
+    <w:p>
+      <w:pPr>
+        <w:pStyle w:val="APA7"/>
+        <w:ind w:left="360" w:firstLine="0"/>
+      </w:pPr>
+    </w:p>
+    <w:p>
+      <w:pPr>
+        <w:pStyle w:val="APA7"/>
+        <w:ind w:left="360" w:firstLine="0"/>
+      </w:pPr>
+      <w:r>
+        <w:t>Corriente eléctrica *</w:t>
+      </w:r>
+    </w:p>
+    <w:p>
+      <w:pPr>
+        <w:pStyle w:val="APA7"/>
+        <w:ind w:left="360" w:firstLine="0"/>
+      </w:pPr>
+    </w:p>
+    <w:p>
+      <w:pPr>
+        <w:pStyle w:val="APA7"/>
+        <w:ind w:left="360" w:firstLine="0"/>
+      </w:pPr>
+      <w:r>
+        <w:t>Voltaje*</w:t>
+      </w:r>
+    </w:p>
+    <w:p>
+      <w:pPr>
+        <w:pStyle w:val="APA7"/>
+        <w:ind w:left="360" w:firstLine="0"/>
+      </w:pPr>
+    </w:p>
+    <w:p>
+      <w:pPr>
+        <w:pStyle w:val="APA7"/>
+        <w:ind w:left="360" w:firstLine="0"/>
+      </w:pPr>
+      <w:r>
+        <w:t>Curva I-V</w:t>
+      </w:r>
+      <w:r>
+        <w:t>:</w:t>
+      </w:r>
+    </w:p>
+    <w:p>
+      <w:pPr>
+        <w:pStyle w:val="APA7"/>
+        <w:ind w:left="360" w:firstLine="0"/>
+      </w:pPr>
+      <w:r>
+        <w:t>S</w:t>
+      </w:r>
+      <w:r>
+        <w:t>e define como la representación gráfica fundamental que describe el comportamiento eléctrico de un dispositivo semiconductor.</w:t>
+      </w:r>
+    </w:p>
+    <w:p>
+      <w:pPr>
+        <w:pStyle w:val="APA7"/>
+        <w:ind w:left="360"/>
+      </w:pPr>
+      <w:r>
+        <w:t>Esta curva muestra la relación entre la corriente (I) que fluye a través del dispositivo y el voltaje (V) aplicado en sus terminales, revelando cómo el dispositivo controla el flujo de electrones y huecos bajo diferentes condiciones de polarización.</w:t>
+      </w:r>
+    </w:p>
+    <w:p>
+      <w:pPr>
+        <w:pStyle w:val="APA7"/>
+        <w:ind w:left="360" w:firstLine="0"/>
+      </w:pPr>
+    </w:p>
+    <w:p>
+      <w:pPr>
+        <w:pStyle w:val="APA7"/>
+      </w:pPr>
+      <w:r>
+        <w:lastRenderedPageBreak/>
+        <w:t>Curva C-V:</w:t>
+      </w:r>
+    </w:p>
+    <w:p>
+      <w:pPr>
+        <w:pStyle w:val="APA7"/>
+      </w:pPr>
+      <w:r>
+        <w:t>(Capacitancia-Voltaje) es una técnica de caracterización fundamental que mide cómo varía la capacitancia de un dispositivo semiconductor al cambiar el voltaje de polarización aplicado (DC).</w:t>
+      </w:r>
+    </w:p>
+    <w:p>
+      <w:pPr>
+        <w:pStyle w:val="APA7"/>
+      </w:pPr>
+      <w:r>
+        <w:t>A diferencia de la curva I-V que mide transporte de carga (corriente), la curva C-V analiza los cambios en la distribución de carga dentro del dispositivo, lo que la convierte en una herramienta poderosa para "ver" dentro de la estructura semiconductora sin destruirla.</w:t>
+      </w:r>
+    </w:p>
+    <w:p>
+      <w:pPr>
+        <w:pStyle w:val="APA7"/>
+      </w:pPr>
+    </w:p>
+    <w:p>
+      <w:pPr>
+        <w:pStyle w:val="APA7"/>
+        <w:numPr>
+          <w:ilvl w:val="0"/>
+          <w:numId w:val="9"/>
+        </w:numPr>
+      </w:pPr>
+      <w:r>
+        <w:t>Técnicas de simulación para la fabricación de semiconductores</w:t>
+      </w:r>
+    </w:p>
+    <w:p>
+      <w:pPr>
+        <w:pStyle w:val="APA7"/>
+      </w:pPr>
+    </w:p>
+    <w:p>
+      <w:pPr>
+        <w:pStyle w:val="APA7"/>
+      </w:pPr>
+      <w:r>
+        <w:t>La simulación de dispositivos semiconductores se define como un proceso esencial para el diseño electrónico que facilita simulaciones eficientes, precisas y predictivas para una amplia gama de dispositivos, desde MOSFETs hasta nanoelectrónica moderna. Tradicionalmente, este campo se ha basado en la física de primeros principios, pero actualmente experimenta una transformación mediante la integración de la inteligencia artificial (IA) para superar las limitaciones computacionales de los procesos a nanoescala.</w:t>
+      </w:r>
+    </w:p>
+    <w:p>
+      <w:pPr>
+        <w:pStyle w:val="APA7"/>
+      </w:pPr>
+    </w:p>
+    <w:p>
+      <w:pPr>
+        <w:pStyle w:val="APA7"/>
+      </w:pPr>
+      <w:r>
+        <w:t>TCAD (Technology Computer-Aided Design) y Modelos Numéricos</w:t>
+      </w:r>
+    </w:p>
+    <w:p>
+      <w:pPr>
+        <w:pStyle w:val="APA7"/>
+      </w:pPr>
+      <w:r>
+        <w:t>Esta es la técnica estándar para la simulación física detallada del proceso de fabricación y el comportamiento del dispositivo. Son modelos numéricos que resuelven problemas físicos complejos con gran precisión utilizando técnicas de elementos finitos y diferencias finitas, basándose en ecuaciones de deriva-difusión (drift-diffusion), transporte de Boltzmann y métodos mecánico-cuánticos3333.</w:t>
+      </w:r>
+    </w:p>
+    <w:p>
+      <w:pPr>
+        <w:pStyle w:val="APA7"/>
+      </w:pPr>
+    </w:p>
+    <w:p>
+      <w:pPr>
+        <w:pStyle w:val="APA7"/>
+      </w:pPr>
+      <w:r>
+        <w:lastRenderedPageBreak/>
+        <w:t>Características:</w:t>
+      </w:r>
+    </w:p>
+    <w:p>
+      <w:pPr>
+        <w:pStyle w:val="APA7"/>
+      </w:pPr>
+      <w:r>
+        <w:t>Alta Precisión Física: Proporcionan una comprensión integral de la funcionalidad del dispositivo al resolver ecuaciones fundamentales como la de Poisson y la de deriva-difusión</w:t>
+      </w:r>
+    </w:p>
+    <w:p>
+      <w:pPr>
+        <w:pStyle w:val="APA7"/>
+      </w:pPr>
+      <w:r>
+        <w:t>Costo Computacional: Aunque permiten un modelado sofisticado, estas simulaciones requieren una alta potencia de procesamiento y pueden ser demasiado lentas para la integración a gran escala, siendo más adecuadas para el prototipado de nuevos dispositivos.</w:t>
+      </w:r>
+    </w:p>
+    <w:p>
+      <w:pPr>
+        <w:pStyle w:val="APA7"/>
+      </w:pPr>
+    </w:p>
+    <w:p>
+      <w:pPr>
+        <w:pStyle w:val="APA7"/>
+        <w:ind w:left="0" w:firstLine="0"/>
+      </w:pPr>
+      <w:r>
+        <w:t>DTC</w:t>
+      </w:r>
+      <w:r>
+        <w:t xml:space="preserve">O </w:t>
+      </w:r>
+      <w:r>
+        <w:t>(</w:t>
+      </w:r>
+      <w:r>
+        <w:t xml:space="preserve"> </w:t>
+      </w:r>
+      <w:r>
+        <w:t>Co-Optimización de Tecnología y Diseño</w:t>
+      </w:r>
+      <w:r>
+        <w:t>):</w:t>
+      </w:r>
+    </w:p>
+    <w:p>
+      <w:pPr>
+        <w:pStyle w:val="APA7"/>
+      </w:pPr>
+      <w:r>
+        <w:t>Actúan como un puente entre el diseño de circuitos y la fabricación de dispositivos dentro del flujo de alineando los avances tecnológicos del proceso con las estrategias de diseño.</w:t>
+      </w:r>
+    </w:p>
+    <w:p>
+      <w:pPr>
+        <w:pStyle w:val="APA7"/>
+      </w:pPr>
+    </w:p>
+    <w:p>
+      <w:pPr>
+        <w:pStyle w:val="APA7"/>
+        <w:ind w:left="0" w:firstLine="0"/>
+      </w:pPr>
+      <w:r>
+        <w:t xml:space="preserve"> Modelado Compacto (Compact Modeling)</w:t>
+      </w:r>
+    </w:p>
+    <w:p>
+      <w:pPr>
+        <w:pStyle w:val="APA7"/>
+      </w:pPr>
+      <w:r>
+        <w:t>Esta técnica sirve como intermediario entre la física del dispositivo y el diseño de circuitos a nivel de sistema (SPICE).</w:t>
+      </w:r>
+      <w:r>
+        <w:t xml:space="preserve"> </w:t>
+      </w:r>
+      <w:r>
+        <w:t>Son modelos que utilizan aproximaciones y fórmulas simplificadas para representar dispositivos semiconductores, buscando un equilibrio entre la eficiencia computacional y la precisión para simulaciones a nivel de circuito.</w:t>
+      </w:r>
+    </w:p>
+    <w:p>
+      <w:pPr>
+        <w:pStyle w:val="APA7"/>
+      </w:pPr>
+      <w:r>
+        <w:t>Eficiencia: Diseñados para ser computacionalmente eficientes, permiten la simulación de circuitos digitales y analógicos complejos.</w:t>
+      </w:r>
+    </w:p>
+    <w:p>
+      <w:pPr>
+        <w:pStyle w:val="APA7"/>
+      </w:pPr>
+      <w:r>
+        <w:t xml:space="preserve">Tipología: Se clasifican principalmente en tres categorías: modelos basados en voltaje de umbral (Vth), modelos basados en potencial de superficie  y modelos basados en carga </w:t>
+      </w:r>
+      <w:r>
+        <w:t>(</w:t>
+      </w:r>
+      <w:r>
+        <w:t>Q).</w:t>
+      </w:r>
+    </w:p>
+    <w:p>
+      <w:pPr>
+        <w:pStyle w:val="APA7"/>
+      </w:pPr>
+      <w:r>
+        <w:lastRenderedPageBreak/>
+        <w:t>Limitaciones: Su dependencia de suposiciones simplificadoras puede limitar su precisión en dispositivos avanzados con geometrías complejas o efectos cuánticos, requiriendo tradicionalmente una extracción manual de parámetros tediosa10101010.</w:t>
+      </w:r>
+    </w:p>
+    <w:p>
+      <w:pPr>
+        <w:pStyle w:val="APA7"/>
+        <w:ind w:left="0" w:firstLine="0"/>
+      </w:pPr>
+    </w:p>
+    <w:p>
+      <w:pPr>
+        <w:pStyle w:val="APA7"/>
+        <w:ind w:left="0" w:firstLine="0"/>
+      </w:pPr>
+      <w:r>
+        <w:t xml:space="preserve"> Modelado Asistido por Aprendizaje Automático (MLCM y AI-Driven)</w:t>
+      </w:r>
+    </w:p>
+    <w:p>
+      <w:pPr>
+        <w:pStyle w:val="APA7"/>
+      </w:pPr>
+      <w:r>
+        <w:t>Representa la nueva generación de técnicas que buscan resolver las limitaciones de velocidad y escalabilidad de los métodos tradicionales.</w:t>
+      </w:r>
+      <w:r>
+        <w:t xml:space="preserve"> </w:t>
+      </w:r>
+      <w:r>
+        <w:t>Enfoques impulsados por IA, como el aprendizaje profundo (Deep Learning) y redes neuronales, que crean correlaciones precisas de forma cerrada entre los atributos de salida y los parámetros de entrada asociados con el proceso de fabricación y la funcionalidad del dispositivo.</w:t>
+      </w:r>
+      <w:r>
+        <w:t xml:space="preserve"> </w:t>
+      </w:r>
+      <w:r>
+        <w:t>Caja Negra (Black-Box): A menudo funcionan como metodologías opacas que entrenan redes neuronales usando datos empíricos y simulados, evitando la complejidad de resolver ecuaciones físicas iterativa.</w:t>
+      </w:r>
+    </w:p>
+    <w:p>
+      <w:pPr>
+        <w:pStyle w:val="APA7"/>
+      </w:pPr>
+      <w:r>
+        <w:t>Velocidad de Inferencia: Ofrecen una reducción significativa en el tiempo de simulación comparado con los solucionadores TCAD convencionales, facilitando la optimización rápida de procesos y el diseño inverso.</w:t>
+      </w:r>
+    </w:p>
+    <w:p>
+      <w:pPr>
+        <w:pStyle w:val="APA7"/>
+      </w:pPr>
+      <w:r>
+        <w:t>Automatización: La IA se utiliza para automatizar la extracción de parámetros y agilizar la generación de modelos SPICE a partir de datos TCAD, proceso que históricamente era manual y lento.</w:t>
+      </w:r>
+    </w:p>
+    <w:p>
+      <w:pPr>
+        <w:pStyle w:val="APA7"/>
+      </w:pPr>
+    </w:p>
+    <w:p>
+      <w:pPr>
+        <w:pStyle w:val="APA7"/>
+      </w:pPr>
+    </w:p>
+    <w:p>
+      <w:pPr>
+        <w:pStyle w:val="APA7"/>
+        <w:ind w:left="0" w:firstLine="0"/>
+      </w:pPr>
+      <w:r>
+        <w:t>Modelos Híbridos y Redes Neuronales Informadas por la Física (PINNs)</w:t>
+      </w:r>
+    </w:p>
+    <w:p>
+      <w:pPr>
+        <w:pStyle w:val="APA7"/>
+      </w:pPr>
+      <w:r>
+        <w:t>Una técnica emergente que busca combinar lo mejor de los mundos físicos y de datos.</w:t>
+      </w:r>
+      <w:r>
+        <w:t xml:space="preserve"> </w:t>
+      </w:r>
+      <w:r>
+        <w:t xml:space="preserve">Metodologías que integran leyes físicas fundamentales (como la ecuación de Poisson) directamente en el proceso de entrenamiento de la red neuronal (por ejemplo, en la función de pérdida), asegurando que el modelo de IA se adhiera a los principios de </w:t>
+      </w:r>
+      <w:r>
+        <w:lastRenderedPageBreak/>
+        <w:t>la física del dispositivo.</w:t>
+      </w:r>
+      <w:r>
+        <w:t xml:space="preserve"> </w:t>
+      </w:r>
+      <w:r>
+        <w:t>Interpretabilidad Física: A diferencia de los modelos de "caja negra", estos preservan la interpretabilidad física mientras utilizan conocimientos basados en datos.</w:t>
+      </w:r>
+    </w:p>
+    <w:p>
+      <w:pPr>
+        <w:pStyle w:val="APA7"/>
+        <w:rPr>
+          <w:lang w:val="en-US"/>
+        </w:rPr>
+      </w:pPr>
+      <w:r>
+        <w:t>Capacidad de Extrapolación: Demuestran un rendimiento superior en tareas de extrapolación y en escenarios con escasez de datos, ya que las restricciones físicas guían al modelo más allá de los datos de entrenamiento</w:t>
+      </w:r>
+      <w:r>
+        <w:t xml:space="preserve">. </w:t>
+      </w:r>
+      <w:r>
+        <w:rPr>
+          <w:lang w:val="en-US"/>
+        </w:rPr>
+        <w:t>["A Comprehensive Review on Next-Generation modeling and optimization for semiconductor devices"</w:t>
+      </w:r>
+      <w:r>
+        <w:rPr>
+          <w:lang w:val="en-US"/>
+        </w:rPr>
+        <w:t>]</w:t>
+      </w:r>
+    </w:p>
+    <w:p>
+      <w:pPr>
+        <w:pStyle w:val="APA7"/>
+        <w:rPr>
+          <w:lang w:val="en-US"/>
+        </w:rPr>
+      </w:pPr>
+    </w:p>
+    <w:p>
+      <w:pPr>
+        <w:pStyle w:val="APA7"/>
+        <w:rPr>
+          <w:lang w:val="en-US"/>
+        </w:rPr>
+      </w:pPr>
+    </w:p>
+    <w:p>
+      <w:pPr>
+        <w:pStyle w:val="APA7"/>
+        <w:rPr>
+          <w:lang w:val="en-US"/>
+        </w:rPr>
+      </w:pPr>
+    </w:p>
+    <w:p>
+      <w:pPr>
+        <w:rPr>
+          <w:rFonts w:ascii="Arial" w:hAnsi="Arial"/>
+          <w:lang w:val="en-US"/>
+        </w:rPr>
+      </w:pPr>
+      <w:r>
+        <w:rPr>
+          <w:lang w:val="en-US"/>
+        </w:rPr>
+        <w:br w:type="page"/>
+      </w:r>
+    </w:p>
+    <w:p>
+      <w:pPr>
+        <w:pStyle w:val="APA7"/>
+      </w:pPr>
+      <w:r>
+        <w:lastRenderedPageBreak/>
+        <w:t>(iii) Machine learning e inteligencia artificial</w:t>
+      </w:r>
+    </w:p>
+    <w:p>
+      <w:pPr>
+        <w:pStyle w:val="APA7"/>
+      </w:pPr>
+    </w:p>
+    <w:p>
+      <w:pPr>
+        <w:pStyle w:val="APA7"/>
+      </w:pPr>
+      <w:r>
+        <w:t>El Aprendizaje Automático, o Machine Learning (ML), es una rama de la inteligencia artificial que se centra en el desarrollo de sistemas capaces de aprender a partir de datos, identificando patrones y tomando decisiones con una mínima intervención humana.</w:t>
+      </w:r>
+    </w:p>
+    <w:p>
+      <w:pPr>
+        <w:pStyle w:val="APA7"/>
+      </w:pPr>
+      <w:r>
+        <w:t>Una de las definiciones más citadas y aceptadas es la propuesta por Mitchell (1997), quien establece un criterio formal para el aprendizaje:</w:t>
+      </w:r>
+    </w:p>
+    <w:p>
+      <w:pPr>
+        <w:pStyle w:val="APA7"/>
+      </w:pPr>
+      <w:r>
+        <w:t>"Se dice que un programa de computadora aprende de la experiencia E con respecto a alguna clase de tareas T y medida de rendimiento P, si su desempeño en las tareas en T, medido por P, mejora con la experiencia E" (p. 2).</w:t>
+      </w:r>
+    </w:p>
+    <w:p>
+      <w:pPr>
+        <w:pStyle w:val="APA7"/>
+      </w:pPr>
+      <w:r>
+        <w:t>A diferencia de la programación tradicional, donde las reglas lógicas son codificadas explícitamente por un humano, los algoritmos de ML inducen modelos matemáticos a partir de un conjunto de datos de entrenamiento para realizar predicciones o toma de decisiones sobre nuevos datos no vistos (Bishop, 2006).</w:t>
+      </w:r>
+    </w:p>
+    <w:p>
+      <w:pPr>
+        <w:pStyle w:val="APA7"/>
+      </w:pPr>
+    </w:p>
+    <w:p>
+      <w:pPr>
+        <w:pStyle w:val="APA7"/>
+      </w:pPr>
+      <w:r>
+        <w:t>Taxonomía de los Algoritmos de Aprendizaje</w:t>
+      </w:r>
+      <w:r>
+        <w:t>:</w:t>
+      </w:r>
+    </w:p>
+    <w:p>
+      <w:pPr>
+        <w:pStyle w:val="APA7"/>
+      </w:pPr>
+    </w:p>
+    <w:p>
+      <w:pPr>
+        <w:pStyle w:val="APA7"/>
+      </w:pPr>
+      <w:r>
+        <w:t>La literatura académica, incluyendo trabajos fundamentales como los de Russell y Norvig (2021), clasifica los algoritmos de aprendizaje automático en tres categorías principales según la naturaleza de la señal de aprendizaje o "feedback" disponible para el sistema:</w:t>
+      </w:r>
+    </w:p>
+    <w:p>
+      <w:pPr>
+        <w:pStyle w:val="APA7"/>
+      </w:pPr>
+      <w:r>
+        <w:t xml:space="preserve"> Aprendizaje Supervisado (Supervised Learning)</w:t>
+      </w:r>
+    </w:p>
+    <w:p>
+      <w:pPr>
+        <w:pStyle w:val="APA7"/>
+      </w:pPr>
+      <w:r>
+        <w:t xml:space="preserve">En este paradigma, el algoritmo se entrena utilizando un conjunto de datos etiquetado, lo que significa que cada ejemplo de entrada está asociado con una salida </w:t>
+      </w:r>
+      <w:r>
+        <w:lastRenderedPageBreak/>
+        <w:t>deseada o "etiqueta". El objetivo es aprender una función de mapeo f(x) que prediga la variable de salida y</w:t>
+      </w:r>
+      <w:r>
+        <w:t xml:space="preserve"> </w:t>
+      </w:r>
+      <w:r>
+        <w:t>para una nueva entrada x.</w:t>
+      </w:r>
+    </w:p>
+    <w:p>
+      <w:pPr>
+        <w:pStyle w:val="APA7"/>
+      </w:pPr>
+      <w:r>
+        <w:t>Regresión: Cuando la variable de salida es continua (e.g., predecir precios).</w:t>
+      </w:r>
+    </w:p>
+    <w:p>
+      <w:pPr>
+        <w:pStyle w:val="APA7"/>
+      </w:pPr>
+      <w:r>
+        <w:t>Clasificación: Cuando la variable de salida es categórica (e.g., detección de spam).</w:t>
+      </w:r>
+    </w:p>
+    <w:p>
+      <w:pPr>
+        <w:pStyle w:val="APA7"/>
+      </w:pPr>
+      <w:r>
+        <w:t>Aprendizaje No Supervisado (Unsupervised Learning)</w:t>
+      </w:r>
+      <w:r>
+        <w:t>:</w:t>
+      </w:r>
+    </w:p>
+    <w:p>
+      <w:pPr>
+        <w:pStyle w:val="APA7"/>
+      </w:pPr>
+    </w:p>
+    <w:p>
+      <w:pPr>
+        <w:pStyle w:val="APA7"/>
+      </w:pPr>
+      <w:r>
+        <w:t>El sistema recibe datos sin etiquetas explícitas. El objetivo es inferir la estructura natural presente dentro de un conjunto de puntos de datos. Según Murphy (2012), esto se utiliza comúnmente para descubrir patrones ocultos o agrupaciones de datos.</w:t>
+      </w:r>
+    </w:p>
+    <w:p>
+      <w:pPr>
+        <w:pStyle w:val="APA7"/>
+      </w:pPr>
+      <w:r>
+        <w:t>Clustering (Agrupamiento): Agrupar datos similares (e.g., segmentación de clientes).</w:t>
+      </w:r>
+    </w:p>
+    <w:p>
+      <w:pPr>
+        <w:pStyle w:val="APA7"/>
+      </w:pPr>
+      <w:r>
+        <w:t>Reducción de Dimensionalidad: Simplificar los datos sin perder información relevante (e.g., Análisis de Componentes Principales - PCA).</w:t>
+      </w:r>
+    </w:p>
+    <w:p>
+      <w:pPr>
+        <w:pStyle w:val="APA7"/>
+      </w:pPr>
+      <w:r>
+        <w:t xml:space="preserve"> Aprendizaje por Refuerzo (Reinforcement Learning)</w:t>
+      </w:r>
+    </w:p>
+    <w:p>
+      <w:pPr>
+        <w:pStyle w:val="APA7"/>
+      </w:pPr>
+      <w:r>
+        <w:t>Se basa en un agente que interactúa con un entorno. El agente aprende a comportarse en dicho entorno realizando acciones y observando los resultados, que pueden ser recompensas o castigos. El objetivo es maximizar la recompensa acumulada a lo largo del tiempo (Sutton y Barto, 2018).</w:t>
+      </w:r>
+    </w:p>
+    <w:p>
+      <w:pPr>
+        <w:pStyle w:val="APA7"/>
+      </w:pPr>
+    </w:p>
+    <w:p>
+      <w:pPr>
+        <w:pStyle w:val="APA7"/>
+      </w:pPr>
+      <w:r>
+        <w:t>Redes Neuronales y Aprendizaje Profundo (Deep Learning)</w:t>
+      </w:r>
+    </w:p>
+    <w:p>
+      <w:pPr>
+        <w:pStyle w:val="APA7"/>
+      </w:pPr>
+      <w:r>
+        <w:t>Las redes neuronales artificiales son modelos computacionales inspirados en la estructura biológica del cerebro humano. Consisten en unidades de procesamiento interconectadas (neuronas) organizadas en capas.</w:t>
+      </w:r>
+    </w:p>
+    <w:p>
+      <w:pPr>
+        <w:pStyle w:val="APA7"/>
+      </w:pPr>
+      <w:r>
+        <w:t xml:space="preserve">El Aprendizaje Profundo (Deep Learning) es un subconjunto del ML que utiliza redes neuronales con múltiples capas ocultas (arquitecturas profundas) para aprender </w:t>
+      </w:r>
+      <w:r>
+        <w:lastRenderedPageBreak/>
+        <w:t>representaciones de datos con múltiples niveles de abstracción. LeCun et al. (2015) destacan que estas arquitecturas han mejorado drásticamente el estado del arte en reconocimiento de voz, reconocimiento visual y detección de objetos, superando a menudo el rendimiento humano en tareas específicas.</w:t>
+      </w:r>
+    </w:p>
+    <w:p>
+      <w:pPr>
+        <w:pStyle w:val="APA7"/>
+      </w:pPr>
+    </w:p>
+    <w:p>
+      <w:pPr>
+        <w:pStyle w:val="APA7"/>
+      </w:pPr>
+      <w:r>
+        <w:t xml:space="preserve"> Evaluación del Desempeño (Métricas)</w:t>
+      </w:r>
+    </w:p>
+    <w:p>
+      <w:pPr>
+        <w:pStyle w:val="APA7"/>
+      </w:pPr>
+      <w:r>
+        <w:t>Para validar la eficacia de un modelo dentro de una investigación, es crucial definir métricas de evaluación. Según Alpaydin (2020), la elección de la métrica depende del tipo de problema:</w:t>
+      </w:r>
+    </w:p>
+    <w:p>
+      <w:pPr>
+        <w:pStyle w:val="APA7"/>
+      </w:pPr>
+      <w:r>
+        <w:t>Precisión (Accuracy): Proporción de predicciones correctas sobre el total.</w:t>
+      </w:r>
+    </w:p>
+    <w:p>
+      <w:pPr>
+        <w:pStyle w:val="APA7"/>
+      </w:pPr>
+      <w:r>
+        <w:t>Matriz de Confusión: Tabla que describe el rendimiento de un modelo de clasificación.</w:t>
+      </w:r>
+    </w:p>
+    <w:p>
+      <w:pPr>
+        <w:pStyle w:val="APA7"/>
+      </w:pPr>
+      <w:r>
+        <w:t>Error Cuadrático Medio (MSE): Común en regresión para medir el promedio de los cuadrados de los errores.</w:t>
+      </w:r>
+    </w:p>
+    <w:p>
+      <w:pPr>
+        <w:pStyle w:val="APA7"/>
         <w:rPr>
           <w:b/>
           <w:bCs/>
-        </w:rPr>
-      </w:pPr>
-    </w:p>
-    <w:p>
-      <w:pPr>
-        <w:pStyle w:val="APA7"/>
-        <w:ind w:left="0" w:firstLine="0"/>
+          <w:sz w:val="20"/>
+          <w:szCs w:val="20"/>
+        </w:rPr>
+      </w:pPr>
+    </w:p>
+    <w:p>
+      <w:pPr>
+        <w:pStyle w:val="APA7"/>
         <w:rPr>
           <w:b/>
           <w:bCs/>
-          <w:lang w:val="es-ES"/>
-        </w:rPr>
-      </w:pPr>
-    </w:p>
-    <w:p>
-      <w:pPr>
-        <w:pStyle w:val="APA7"/>
-        <w:ind w:left="0" w:firstLine="0"/>
+          <w:sz w:val="20"/>
+          <w:szCs w:val="20"/>
+        </w:rPr>
+      </w:pPr>
+      <w:r>
         <w:rPr>
           <w:b/>
           <w:bCs/>
-          <w:lang w:val="es-ES"/>
-        </w:rPr>
-      </w:pPr>
-      <w:r>
+          <w:sz w:val="20"/>
+          <w:szCs w:val="20"/>
+        </w:rPr>
+        <w:br w:type="page"/>
+      </w:r>
+    </w:p>
+    <w:p>
+      <w:pPr>
+        <w:pStyle w:val="APA7"/>
         <w:rPr>
           <w:b/>
           <w:bCs/>
+          <w:sz w:val="20"/>
+          <w:szCs w:val="20"/>
+        </w:rPr>
+      </w:pPr>
+      <w:r>
+        <w:rPr>
+          <w:b/>
+          <w:bCs/>
+          <w:sz w:val="20"/>
+          <w:szCs w:val="20"/>
+        </w:rPr>
+        <w:lastRenderedPageBreak/>
+        <w:t>Glosario (pendiente)</w:t>
+      </w:r>
+    </w:p>
+    <w:p>
+      <w:pPr>
+        <w:pStyle w:val="APA7"/>
+        <w:rPr>
+          <w:b/>
+          <w:bCs/>
+          <w:sz w:val="20"/>
+          <w:szCs w:val="20"/>
+        </w:rPr>
+      </w:pPr>
+    </w:p>
+    <w:p>
+      <w:pPr>
+        <w:pStyle w:val="APA7"/>
+      </w:pPr>
+    </w:p>
+    <w:p>
+      <w:pPr>
+        <w:pStyle w:val="APA7"/>
+      </w:pPr>
+    </w:p>
+    <w:p>
+      <w:pPr>
+        <w:pStyle w:val="APA7"/>
+      </w:pPr>
+    </w:p>
+    <w:p>
+      <w:pPr>
+        <w:pStyle w:val="APA7"/>
+        <w:ind w:left="360" w:firstLine="0"/>
+      </w:pPr>
+    </w:p>
+    <w:p>
+      <w:pPr>
+        <w:pStyle w:val="APA7"/>
+        <w:ind w:left="360" w:firstLine="0"/>
+      </w:pPr>
+    </w:p>
+    <w:p>
+      <w:pPr>
+        <w:pStyle w:val="APA7"/>
+        <w:ind w:left="360" w:firstLine="0"/>
+      </w:pPr>
+    </w:p>
+    <w:p>
+      <w:pPr>
+        <w:pStyle w:val="APA7"/>
+        <w:ind w:left="360" w:firstLine="0"/>
+      </w:pPr>
+    </w:p>
+    <w:p>
+      <w:pPr>
+        <w:pStyle w:val="APA7"/>
+        <w:ind w:left="360" w:firstLine="0"/>
+      </w:pPr>
+    </w:p>
+    <w:p>
+      <w:pPr>
+        <w:pStyle w:val="APA7"/>
+      </w:pPr>
+    </w:p>
+    <w:p>
+      <w:pPr>
+        <w:pStyle w:val="APA7"/>
+      </w:pPr>
+    </w:p>
+    <w:p>
+      <w:r>
+        <w:br w:type="page"/>
+      </w:r>
+    </w:p>
+    <w:p>
+      <w:pPr>
+        <w:pStyle w:val="APA7"/>
+      </w:pPr>
+      <w:r>
+        <w:lastRenderedPageBreak/>
+        <w:t>Hipótesis:</w:t>
+      </w:r>
+    </w:p>
+    <w:p>
+      <w:pPr>
+        <w:pStyle w:val="APA7"/>
+      </w:pPr>
+    </w:p>
+    <w:p>
+      <w:pPr>
+        <w:pStyle w:val="APA7"/>
+      </w:pPr>
+      <w:r>
+        <w:t>Hipótesis de Investigación (H1):</w:t>
+      </w:r>
+    </w:p>
+    <w:p>
+      <w:pPr>
+        <w:pStyle w:val="APA7"/>
+      </w:pPr>
+      <w:r>
+        <w:t>"Se espera que el desarrollo de un modelo de Machine Learning, entrenado con bases de datos robustas generadas mediante simulaciones de fabricación en Silvaco TCAD, predirá el desempeño eléctrico (curvas I-V) de dispositivos semiconductores con un coeficiente de determinación (R^</w:t>
+      </w:r>
+      <w:r>
+        <w:t>2</w:t>
+      </w:r>
+      <w:r>
+        <w:t>) superior a 0.90 y un error (RMSE) marginal, permitiendo identificar las variables críticas de síntesis sin requerir fabricación física."</w:t>
+      </w:r>
+    </w:p>
+    <w:p>
+      <w:pPr>
+        <w:pStyle w:val="APA7"/>
+      </w:pPr>
+      <w:r>
+        <w:t>Hipótesis Nula (H0):</w:t>
+      </w:r>
+    </w:p>
+    <w:p>
+      <w:pPr>
+        <w:pStyle w:val="APA7"/>
+      </w:pPr>
+      <w:r>
+        <w:t>"El modelo de Machine Learning entrenado con datos generados por Silvaco TCAD no mostrará una capacidad predictiva estadísticamente significativa sobre el desempeño eléctrico de los dispositivos, presentando métricas de error (RMSE, MAE) altas o un coeficiente de determinación (R^2) insuficiente para sustituir la validación física."</w:t>
+      </w:r>
+    </w:p>
+    <w:p>
+      <w:pPr>
+        <w:pStyle w:val="APA7"/>
+      </w:pPr>
+    </w:p>
+    <w:p>
+      <w:pPr>
+        <w:pStyle w:val="APA7"/>
+      </w:pPr>
+    </w:p>
+    <w:p>
+      <w:pPr>
+        <w:pStyle w:val="APA7"/>
+      </w:pPr>
+      <w:r>
+        <w:t>Hipótesis</w:t>
+      </w:r>
+      <w:r>
+        <w:t xml:space="preserve"> v2</w:t>
+      </w:r>
+    </w:p>
+    <w:p>
+      <w:pPr>
+        <w:pStyle w:val="APA7"/>
+      </w:pPr>
+    </w:p>
+    <w:p>
+      <w:pPr>
+        <w:pStyle w:val="APA7"/>
+      </w:pPr>
+      <w:r>
+        <w:t xml:space="preserve">H1:  </w:t>
+      </w:r>
+      <w:r>
+        <w:rPr>
+          <w:rFonts w:ascii="Cambria Math" w:hAnsi="Cambria Math" w:cs="Cambria Math"/>
+        </w:rPr>
+        <w:t>𝜎</w:t>
+      </w:r>
+      <w:r>
+        <w:t>2 j  ≠0</w:t>
+      </w:r>
+    </w:p>
+    <w:p>
+      <w:pPr>
+        <w:pStyle w:val="APA7"/>
+      </w:pPr>
+      <w:r>
+        <w:t>Se predice que la variación conjunta de la dosis de dopaje, la temperatura y el tiempo de difusión influirá significativamente en los parámetros críticos de la curva característica I-V (tensión de umbral y corriente de saturación) de los dispositivos semiconductores fabricados. Se espera que un modelo de regresión basado en estas tres variables explique más del 90% de la varianza (R^2 &gt;  0.9) del comportamiento eléctrico final, independientemente del dispositivo semiconductor</w:t>
+      </w:r>
+    </w:p>
+    <w:p>
+      <w:pPr>
+        <w:pStyle w:val="APA7"/>
+      </w:pPr>
+    </w:p>
+    <w:p>
+      <w:pPr>
+        <w:pStyle w:val="APA7"/>
+      </w:pPr>
+      <w:r>
+        <w:lastRenderedPageBreak/>
+        <w:t xml:space="preserve">H0 :  </w:t>
+      </w:r>
+      <w:r>
+        <w:rPr>
+          <w:rFonts w:ascii="Cambria Math" w:hAnsi="Cambria Math" w:cs="Cambria Math"/>
+        </w:rPr>
+        <w:t>𝜎</w:t>
+      </w:r>
+      <w:r>
+        <w:t>2 j = 0</w:t>
+      </w:r>
+    </w:p>
+    <w:p>
+      <w:pPr>
+        <w:pStyle w:val="APA7"/>
+      </w:pPr>
+      <w:r>
+        <w:t>Los parámetros de proceso (dosis, temperatura y tiempo) no tienen un efecto estadísticamente significativo sobre la curva de respuesta I-V resultante, o su capacidad para predecir el comportamiento eléctrico es baja (R^2 &lt; 0.9).</w:t>
+      </w:r>
+    </w:p>
+    <w:p>
+      <w:pPr>
+        <w:rPr>
+          <w:rFonts w:ascii="Arial" w:hAnsi="Arial"/>
+        </w:rPr>
+      </w:pPr>
+      <w:r>
+        <w:br w:type="page"/>
+      </w:r>
+    </w:p>
+    <w:p>
+      <w:pPr>
+        <w:pStyle w:val="APA7"/>
+      </w:pPr>
+    </w:p>
+    <w:p>
+      <w:pPr>
+        <w:pStyle w:val="APA7"/>
+      </w:pPr>
+      <w:r>
+        <w:br w:type="page"/>
+      </w:r>
+      <w:r>
+        <w:rPr>
           <w:lang w:val="es-ES"/>
         </w:rPr>
+        <w:lastRenderedPageBreak/>
         <w:t>Referencias</w:t>
       </w:r>
     </w:p>
@@ -2338,27 +3108,7 @@
           <w:i/>
           <w:iCs/>
         </w:rPr>
-        <w:t xml:space="preserve">Microsensor MOS de compuerta extendida (EGFET) para detección de </w:t>
-      </w:r>
-      <w:proofErr w:type="spellStart"/>
-      <w:r>
-        <w:rPr>
-          <w:b/>
-          <w:bCs/>
-          <w:i/>
-          <w:iCs/>
-        </w:rPr>
-        <w:t>gaS</w:t>
-      </w:r>
-      <w:proofErr w:type="spellEnd"/>
-      <w:r>
-        <w:rPr>
-          <w:b/>
-          <w:bCs/>
-          <w:i/>
-          <w:iCs/>
-        </w:rPr>
-        <w:t xml:space="preserve"> CH4</w:t>
+        <w:t>Microsensor MOS de compuerta extendida (EGFET) para detección de gaS CH4</w:t>
       </w:r>
       <w:r>
         <w:rPr>
@@ -2378,23 +3128,13 @@
           <w:lang w:val="en-US"/>
         </w:rPr>
       </w:pPr>
-      <w:proofErr w:type="spellStart"/>
       <w:r>
         <w:rPr>
           <w:b/>
           <w:bCs/>
           <w:lang w:val="en-US"/>
         </w:rPr>
-        <w:t>Silvaco</w:t>
-      </w:r>
-      <w:proofErr w:type="spellEnd"/>
-      <w:r>
-        <w:rPr>
-          <w:b/>
-          <w:bCs/>
-          <w:lang w:val="en-US"/>
-        </w:rPr>
-        <w:t xml:space="preserve"> Group, Inc. (2024a). </w:t>
+        <w:t>Silvaco Group, Inc. (2024a). </w:t>
       </w:r>
       <w:r>
         <w:rPr>
@@ -2445,23 +3185,13 @@
           <w:bCs/>
         </w:rPr>
       </w:pPr>
-      <w:proofErr w:type="spellStart"/>
       <w:r>
         <w:rPr>
           <w:b/>
           <w:bCs/>
           <w:lang w:val="en-US"/>
         </w:rPr>
-        <w:t>Silvaco</w:t>
-      </w:r>
-      <w:proofErr w:type="spellEnd"/>
-      <w:r>
-        <w:rPr>
-          <w:b/>
-          <w:bCs/>
-          <w:lang w:val="en-US"/>
-        </w:rPr>
-        <w:t xml:space="preserve"> Group, Inc. (2024b). </w:t>
+        <w:t>Silvaco Group, Inc. (2024b). </w:t>
       </w:r>
       <w:r>
         <w:rPr>
@@ -2488,7 +3218,7 @@
         </w:rPr>
         <w:t xml:space="preserve">Silvaco.com. </w:t>
       </w:r>
-      <w:hyperlink r:id="rId9" w:history="1">
+      <w:hyperlink r:id="rId10" w:history="1">
         <w:r>
           <w:rPr>
             <w:rStyle w:val="Hyperlink"/>
@@ -2541,7 +3271,7 @@
         </w:rPr>
         <w:t xml:space="preserve">. </w:t>
       </w:r>
-      <w:hyperlink r:id="rId10" w:tgtFrame="_blank" w:history="1">
+      <w:hyperlink r:id="rId11" w:tgtFrame="_blank" w:history="1">
         <w:r>
           <w:rPr>
             <w:rStyle w:val="Hyperlink"/>
@@ -2566,10 +3296,6 @@
       <w:pPr>
         <w:pStyle w:val="APA7"/>
         <w:ind w:firstLine="0"/>
-        <w:rPr>
-          <w:b/>
-          <w:bCs/>
-        </w:rPr>
       </w:pPr>
       <w:r>
         <w:rPr>
@@ -2594,7 +3320,7 @@
         </w:rPr>
         <w:t xml:space="preserve">. El Economista. </w:t>
       </w:r>
-      <w:hyperlink r:id="rId11" w:tgtFrame="_blank" w:history="1">
+      <w:hyperlink r:id="rId12" w:tgtFrame="_blank" w:history="1">
         <w:r>
           <w:rPr>
             <w:rStyle w:val="Hyperlink"/>
@@ -2608,7 +3334,7 @@
     <w:p>
       <w:pPr>
         <w:pStyle w:val="APA7"/>
-        <w:ind w:left="0" w:firstLine="0"/>
+        <w:ind w:firstLine="0"/>
         <w:rPr>
           <w:b/>
           <w:bCs/>
@@ -2618,25 +3344,217 @@
     <w:p>
       <w:pPr>
         <w:pStyle w:val="APA7"/>
+        <w:jc w:val="both"/>
         <w:rPr>
           <w:b/>
           <w:bCs/>
-        </w:rPr>
-      </w:pPr>
-    </w:p>
-    <w:p>
-      <w:pPr>
+          <w:lang w:val="en-US"/>
+        </w:rPr>
+      </w:pPr>
+      <w:r>
         <w:rPr>
           <w:b/>
           <w:bCs/>
+          <w:lang w:val="en-US"/>
+        </w:rPr>
+        <w:t>Alpaydin, E. (2020). Introduction to machine learning (4.ª ed.). MIT Press.</w:t>
+      </w:r>
+    </w:p>
+    <w:p>
+      <w:pPr>
+        <w:pStyle w:val="APA7"/>
+        <w:jc w:val="both"/>
+        <w:rPr>
+          <w:b/>
+          <w:bCs/>
+          <w:lang w:val="en-US"/>
+        </w:rPr>
+      </w:pPr>
+      <w:r>
+        <w:rPr>
+          <w:b/>
+          <w:bCs/>
+          <w:lang w:val="en-US"/>
+        </w:rPr>
+        <w:t>Bishop, C. M. (2006). Pattern recognition and machine learning. Springer.</w:t>
+      </w:r>
+    </w:p>
+    <w:p>
+      <w:pPr>
+        <w:pStyle w:val="APA7"/>
+        <w:jc w:val="both"/>
+        <w:rPr>
+          <w:b/>
+          <w:bCs/>
+          <w:lang w:val="en-US"/>
+        </w:rPr>
+      </w:pPr>
+      <w:r>
+        <w:rPr>
+          <w:b/>
+          <w:bCs/>
+          <w:lang w:val="en-US"/>
+        </w:rPr>
+        <w:t>Goodfellow, I., Bengio, Y., &amp; Courville, A. (2016). Deep learning. MIT Press.</w:t>
+      </w:r>
+    </w:p>
+    <w:p>
+      <w:pPr>
+        <w:pStyle w:val="APA7"/>
+        <w:jc w:val="both"/>
+        <w:rPr>
+          <w:b/>
+          <w:bCs/>
+          <w:lang w:val="en-US"/>
+        </w:rPr>
+      </w:pPr>
+      <w:r>
+        <w:rPr>
+          <w:b/>
+          <w:bCs/>
+          <w:lang w:val="en-US"/>
+        </w:rPr>
+        <w:t xml:space="preserve">LeCun, Y., Bengio, Y., &amp; Hinton, G. (2015). Deep learning. Nature, 521(7553), 436–444. </w:t>
+      </w:r>
+      <w:hyperlink r:id="rId13" w:tgtFrame="_blank" w:history="1">
+        <w:r>
+          <w:rPr>
+            <w:rStyle w:val="Hyperlink"/>
+            <w:b/>
+            <w:bCs/>
+            <w:color w:val="auto"/>
+            <w:u w:val="none"/>
+            <w:lang w:val="en-US"/>
+          </w:rPr>
+          <w:t>https://doi.org/10.1038/nature14539</w:t>
+        </w:r>
+      </w:hyperlink>
+    </w:p>
+    <w:p>
+      <w:pPr>
+        <w:pStyle w:val="APA7"/>
+        <w:jc w:val="both"/>
+        <w:rPr>
+          <w:b/>
+          <w:bCs/>
+          <w:lang w:val="en-US"/>
+        </w:rPr>
+      </w:pPr>
+      <w:r>
+        <w:rPr>
+          <w:b/>
+          <w:bCs/>
+          <w:lang w:val="en-US"/>
+        </w:rPr>
+        <w:lastRenderedPageBreak/>
+        <w:t>Mitchell, T. M. (1997). Machine learning. McGraw-Hill.</w:t>
+      </w:r>
+    </w:p>
+    <w:p>
+      <w:pPr>
+        <w:pStyle w:val="APA7"/>
+        <w:jc w:val="both"/>
+        <w:rPr>
+          <w:b/>
+          <w:bCs/>
+          <w:lang w:val="en-US"/>
+        </w:rPr>
+      </w:pPr>
+      <w:r>
+        <w:rPr>
+          <w:b/>
+          <w:bCs/>
+          <w:lang w:val="en-US"/>
+        </w:rPr>
+        <w:t>Murphy, K. P. (2012). Machine learning: A probabilistic perspective. MIT Press.</w:t>
+      </w:r>
+    </w:p>
+    <w:p>
+      <w:pPr>
+        <w:pStyle w:val="APA7"/>
+        <w:jc w:val="both"/>
+        <w:rPr>
+          <w:b/>
+          <w:bCs/>
+          <w:lang w:val="en-US"/>
+        </w:rPr>
+      </w:pPr>
+      <w:r>
+        <w:rPr>
+          <w:b/>
+          <w:bCs/>
+          <w:lang w:val="en-US"/>
+        </w:rPr>
+        <w:t>Russell, S., &amp; Norvig, P. (2021). Artificial intelligence: A modern approach (4.ª ed.). Pearson.</w:t>
+      </w:r>
+    </w:p>
+    <w:p>
+      <w:pPr>
+        <w:pStyle w:val="APA7"/>
+        <w:jc w:val="both"/>
+        <w:rPr>
+          <w:b/>
+          <w:bCs/>
+        </w:rPr>
+      </w:pPr>
+      <w:r>
+        <w:rPr>
+          <w:b/>
+          <w:bCs/>
+          <w:lang w:val="en-US"/>
+        </w:rPr>
+        <w:t xml:space="preserve">Sutton, R. S., &amp; Barto, A. G. (2018). Reinforcement learning: An introduction (2.ª ed.). </w:t>
+      </w:r>
+      <w:r>
+        <w:rPr>
+          <w:b/>
+          <w:bCs/>
+        </w:rPr>
+        <w:t>MIT Press.</w:t>
+      </w:r>
+    </w:p>
+    <w:p>
+      <w:pPr>
+        <w:pStyle w:val="APA7"/>
+        <w:ind w:firstLine="0"/>
+        <w:rPr>
+          <w:b/>
+          <w:bCs/>
+        </w:rPr>
+      </w:pPr>
+    </w:p>
+    <w:p>
+      <w:pPr>
+        <w:pStyle w:val="APA7"/>
+        <w:ind w:left="0" w:firstLine="0"/>
+        <w:rPr>
+          <w:b/>
+          <w:bCs/>
+        </w:rPr>
+      </w:pPr>
+    </w:p>
+    <w:p>
+      <w:pPr>
+        <w:pStyle w:val="APA7"/>
+        <w:rPr>
+          <w:b/>
+          <w:bCs/>
+        </w:rPr>
+      </w:pPr>
+    </w:p>
+    <w:p>
+      <w:pPr>
+        <w:rPr>
+          <w:b/>
+          <w:bCs/>
         </w:rPr>
       </w:pPr>
     </w:p>
     <w:sectPr>
-      <w:headerReference w:type="default" r:id="rId12"/>
-      <w:footerReference w:type="even" r:id="rId13"/>
-      <w:footerReference w:type="default" r:id="rId14"/>
-      <w:footerReference w:type="first" r:id="rId15"/>
+      <w:headerReference w:type="default" r:id="rId14"/>
+      <w:footerReference w:type="even" r:id="rId15"/>
+      <w:footerReference w:type="default" r:id="rId16"/>
+      <w:footerReference w:type="first" r:id="rId17"/>
       <w:pgSz w:w="12240" w:h="15840" w:code="1"/>
       <w:pgMar w:top="1440" w:right="1440" w:bottom="1440" w:left="1440" w:header="709" w:footer="709" w:gutter="0"/>
       <w:pgNumType w:start="0"/>
@@ -3144,6 +4062,453 @@
 <file path=word/numbering.xml><?xml version="1.0" encoding="utf-8"?>
 <w:numbering xmlns:wpc="http://schemas.microsoft.com/office/word/2010/wordprocessingCanvas" xmlns:cx="http://schemas.microsoft.com/office/drawing/2014/chartex" xmlns:cx1="http://schemas.microsoft.com/office/drawing/2015/9/8/chartex" xmlns:cx2="http://schemas.microsoft.com/office/drawing/2015/10/21/chartex" xmlns:cx3="http://schemas.microsoft.com/office/drawing/2016/5/9/chartex" xmlns:cx4="http://schemas.microsoft.com/office/drawing/2016/5/10/chartex" xmlns:cx5="http://schemas.microsoft.com/office/drawing/2016/5/11/chartex" xmlns:cx6="http://schemas.microsoft.com/office/drawing/2016/5/12/chartex" xmlns:cx7="http://schemas.microsoft.com/office/drawing/2016/5/13/chartex" xmlns:cx8="http://schemas.microsoft.com/office/drawing/2016/5/14/chartex" xmlns:mc="http://schemas.openxmlformats.org/markup-compatibility/2006" xmlns:aink="http://schemas.microsoft.com/office/drawing/2016/ink" xmlns:am3d="http://schemas.microsoft.com/office/drawing/2017/model3d" xmlns:o="urn:schemas-microsoft-com:office:office" xmlns:oel="http://schemas.microsoft.com/office/2019/extlst" xmlns:r="http://schemas.openxmlformats.org/officeDocument/2006/relationships" xmlns:m="http://schemas.openxmlformats.org/officeDocument/2006/math" xmlns:v="urn:schemas-microsoft-com:vml" xmlns:wp14="http://schemas.microsoft.com/office/word/2010/wordprocessingDrawing" xmlns:wp="http://schemas.openxmlformats.org/drawingml/2006/wordprocessingDrawing" xmlns:w10="urn:schemas-microsoft-com:office:word" xmlns:w="http://schemas.openxmlformats.org/wordprocessingml/2006/main" xmlns:w14="http://schemas.microsoft.com/office/word/2010/wordml" xmlns:w15="http://schemas.microsoft.com/office/word/2012/wordml" xmlns:w16cex="http://schemas.microsoft.com/office/word/2018/wordml/cex" xmlns:w16cid="http://schemas.microsoft.com/office/word/2016/wordml/cid" xmlns:w16="http://schemas.microsoft.com/office/word/2018/wordml" xmlns:w16du="http://schemas.microsoft.com/office/word/2023/wordml/word16du" xmlns:w16sdtdh="http://schemas.microsoft.com/office/word/2020/wordml/sdtdatahash" xmlns:w16sdtfl="http://schemas.microsoft.com/office/word/2024/wordml/sdtformatlock" xmlns:w16se="http://schemas.microsoft.com/office/word/2015/wordml/symex" xmlns:wpg="http://schemas.microsoft.com/office/word/2010/wordprocessingGroup" xmlns:wpi="http://schemas.microsoft.com/office/word/2010/wordprocessingInk" xmlns:wne="http://schemas.microsoft.com/office/word/2006/wordml" xmlns:wps="http://schemas.microsoft.com/office/word/2010/wordprocessingShape" mc:Ignorable="w14 w15 w16se w16cid w16 w16cex w16sdtdh w16sdtfl w16du wp14">
   <w:abstractNum w:abstractNumId="0" w15:restartNumberingAfterBreak="0">
+    <w:nsid w:val="02634256"/>
+    <w:multiLevelType w:val="multilevel"/>
+    <w:tmpl w:val="33F6F314"/>
+    <w:lvl w:ilvl="0">
+      <w:start w:val="1"/>
+      <w:numFmt w:val="bullet"/>
+      <w:lvlText w:val=""/>
+      <w:lvlJc w:val="left"/>
+      <w:pPr>
+        <w:tabs>
+          <w:tab w:val="num" w:pos="720"/>
+        </w:tabs>
+        <w:ind w:left="720" w:hanging="360"/>
+      </w:pPr>
+      <w:rPr>
+        <w:rFonts w:ascii="Symbol" w:hAnsi="Symbol" w:hint="default"/>
+        <w:sz w:val="20"/>
+      </w:rPr>
+    </w:lvl>
+    <w:lvl w:ilvl="1">
+      <w:start w:val="1"/>
+      <w:numFmt w:val="bullet"/>
+      <w:lvlText w:val="o"/>
+      <w:lvlJc w:val="left"/>
+      <w:pPr>
+        <w:tabs>
+          <w:tab w:val="num" w:pos="1440"/>
+        </w:tabs>
+        <w:ind w:left="1440" w:hanging="360"/>
+      </w:pPr>
+      <w:rPr>
+        <w:rFonts w:ascii="Courier New" w:hAnsi="Courier New" w:hint="default"/>
+        <w:sz w:val="20"/>
+      </w:rPr>
+    </w:lvl>
+    <w:lvl w:ilvl="2" w:tentative="1">
+      <w:start w:val="1"/>
+      <w:numFmt w:val="bullet"/>
+      <w:lvlText w:val=""/>
+      <w:lvlJc w:val="left"/>
+      <w:pPr>
+        <w:tabs>
+          <w:tab w:val="num" w:pos="2160"/>
+        </w:tabs>
+        <w:ind w:left="2160" w:hanging="360"/>
+      </w:pPr>
+      <w:rPr>
+        <w:rFonts w:ascii="Wingdings" w:hAnsi="Wingdings" w:hint="default"/>
+        <w:sz w:val="20"/>
+      </w:rPr>
+    </w:lvl>
+    <w:lvl w:ilvl="3" w:tentative="1">
+      <w:start w:val="1"/>
+      <w:numFmt w:val="bullet"/>
+      <w:lvlText w:val=""/>
+      <w:lvlJc w:val="left"/>
+      <w:pPr>
+        <w:tabs>
+          <w:tab w:val="num" w:pos="2880"/>
+        </w:tabs>
+        <w:ind w:left="2880" w:hanging="360"/>
+      </w:pPr>
+      <w:rPr>
+        <w:rFonts w:ascii="Wingdings" w:hAnsi="Wingdings" w:hint="default"/>
+        <w:sz w:val="20"/>
+      </w:rPr>
+    </w:lvl>
+    <w:lvl w:ilvl="4" w:tentative="1">
+      <w:start w:val="1"/>
+      <w:numFmt w:val="bullet"/>
+      <w:lvlText w:val=""/>
+      <w:lvlJc w:val="left"/>
+      <w:pPr>
+        <w:tabs>
+          <w:tab w:val="num" w:pos="3600"/>
+        </w:tabs>
+        <w:ind w:left="3600" w:hanging="360"/>
+      </w:pPr>
+      <w:rPr>
+        <w:rFonts w:ascii="Wingdings" w:hAnsi="Wingdings" w:hint="default"/>
+        <w:sz w:val="20"/>
+      </w:rPr>
+    </w:lvl>
+    <w:lvl w:ilvl="5" w:tentative="1">
+      <w:start w:val="1"/>
+      <w:numFmt w:val="bullet"/>
+      <w:lvlText w:val=""/>
+      <w:lvlJc w:val="left"/>
+      <w:pPr>
+        <w:tabs>
+          <w:tab w:val="num" w:pos="4320"/>
+        </w:tabs>
+        <w:ind w:left="4320" w:hanging="360"/>
+      </w:pPr>
+      <w:rPr>
+        <w:rFonts w:ascii="Wingdings" w:hAnsi="Wingdings" w:hint="default"/>
+        <w:sz w:val="20"/>
+      </w:rPr>
+    </w:lvl>
+    <w:lvl w:ilvl="6" w:tentative="1">
+      <w:start w:val="1"/>
+      <w:numFmt w:val="bullet"/>
+      <w:lvlText w:val=""/>
+      <w:lvlJc w:val="left"/>
+      <w:pPr>
+        <w:tabs>
+          <w:tab w:val="num" w:pos="5040"/>
+        </w:tabs>
+        <w:ind w:left="5040" w:hanging="360"/>
+      </w:pPr>
+      <w:rPr>
+        <w:rFonts w:ascii="Wingdings" w:hAnsi="Wingdings" w:hint="default"/>
+        <w:sz w:val="20"/>
+      </w:rPr>
+    </w:lvl>
+    <w:lvl w:ilvl="7" w:tentative="1">
+      <w:start w:val="1"/>
+      <w:numFmt w:val="bullet"/>
+      <w:lvlText w:val=""/>
+      <w:lvlJc w:val="left"/>
+      <w:pPr>
+        <w:tabs>
+          <w:tab w:val="num" w:pos="5760"/>
+        </w:tabs>
+        <w:ind w:left="5760" w:hanging="360"/>
+      </w:pPr>
+      <w:rPr>
+        <w:rFonts w:ascii="Wingdings" w:hAnsi="Wingdings" w:hint="default"/>
+        <w:sz w:val="20"/>
+      </w:rPr>
+    </w:lvl>
+    <w:lvl w:ilvl="8" w:tentative="1">
+      <w:start w:val="1"/>
+      <w:numFmt w:val="bullet"/>
+      <w:lvlText w:val=""/>
+      <w:lvlJc w:val="left"/>
+      <w:pPr>
+        <w:tabs>
+          <w:tab w:val="num" w:pos="6480"/>
+        </w:tabs>
+        <w:ind w:left="6480" w:hanging="360"/>
+      </w:pPr>
+      <w:rPr>
+        <w:rFonts w:ascii="Wingdings" w:hAnsi="Wingdings" w:hint="default"/>
+        <w:sz w:val="20"/>
+      </w:rPr>
+    </w:lvl>
+  </w:abstractNum>
+  <w:abstractNum w:abstractNumId="1" w15:restartNumberingAfterBreak="0">
+    <w:nsid w:val="07BF527F"/>
+    <w:multiLevelType w:val="multilevel"/>
+    <w:tmpl w:val="35CEA6C4"/>
+    <w:lvl w:ilvl="0">
+      <w:start w:val="1"/>
+      <w:numFmt w:val="bullet"/>
+      <w:lvlText w:val=""/>
+      <w:lvlJc w:val="left"/>
+      <w:pPr>
+        <w:tabs>
+          <w:tab w:val="num" w:pos="720"/>
+        </w:tabs>
+        <w:ind w:left="720" w:hanging="360"/>
+      </w:pPr>
+      <w:rPr>
+        <w:rFonts w:ascii="Symbol" w:hAnsi="Symbol" w:hint="default"/>
+        <w:sz w:val="20"/>
+      </w:rPr>
+    </w:lvl>
+    <w:lvl w:ilvl="1">
+      <w:start w:val="1"/>
+      <w:numFmt w:val="bullet"/>
+      <w:lvlText w:val="o"/>
+      <w:lvlJc w:val="left"/>
+      <w:pPr>
+        <w:tabs>
+          <w:tab w:val="num" w:pos="1440"/>
+        </w:tabs>
+        <w:ind w:left="1440" w:hanging="360"/>
+      </w:pPr>
+      <w:rPr>
+        <w:rFonts w:ascii="Courier New" w:hAnsi="Courier New" w:hint="default"/>
+        <w:sz w:val="20"/>
+      </w:rPr>
+    </w:lvl>
+    <w:lvl w:ilvl="2" w:tentative="1">
+      <w:start w:val="1"/>
+      <w:numFmt w:val="bullet"/>
+      <w:lvlText w:val=""/>
+      <w:lvlJc w:val="left"/>
+      <w:pPr>
+        <w:tabs>
+          <w:tab w:val="num" w:pos="2160"/>
+        </w:tabs>
+        <w:ind w:left="2160" w:hanging="360"/>
+      </w:pPr>
+      <w:rPr>
+        <w:rFonts w:ascii="Wingdings" w:hAnsi="Wingdings" w:hint="default"/>
+        <w:sz w:val="20"/>
+      </w:rPr>
+    </w:lvl>
+    <w:lvl w:ilvl="3" w:tentative="1">
+      <w:start w:val="1"/>
+      <w:numFmt w:val="bullet"/>
+      <w:lvlText w:val=""/>
+      <w:lvlJc w:val="left"/>
+      <w:pPr>
+        <w:tabs>
+          <w:tab w:val="num" w:pos="2880"/>
+        </w:tabs>
+        <w:ind w:left="2880" w:hanging="360"/>
+      </w:pPr>
+      <w:rPr>
+        <w:rFonts w:ascii="Wingdings" w:hAnsi="Wingdings" w:hint="default"/>
+        <w:sz w:val="20"/>
+      </w:rPr>
+    </w:lvl>
+    <w:lvl w:ilvl="4" w:tentative="1">
+      <w:start w:val="1"/>
+      <w:numFmt w:val="bullet"/>
+      <w:lvlText w:val=""/>
+      <w:lvlJc w:val="left"/>
+      <w:pPr>
+        <w:tabs>
+          <w:tab w:val="num" w:pos="3600"/>
+        </w:tabs>
+        <w:ind w:left="3600" w:hanging="360"/>
+      </w:pPr>
+      <w:rPr>
+        <w:rFonts w:ascii="Wingdings" w:hAnsi="Wingdings" w:hint="default"/>
+        <w:sz w:val="20"/>
+      </w:rPr>
+    </w:lvl>
+    <w:lvl w:ilvl="5" w:tentative="1">
+      <w:start w:val="1"/>
+      <w:numFmt w:val="bullet"/>
+      <w:lvlText w:val=""/>
+      <w:lvlJc w:val="left"/>
+      <w:pPr>
+        <w:tabs>
+          <w:tab w:val="num" w:pos="4320"/>
+        </w:tabs>
+        <w:ind w:left="4320" w:hanging="360"/>
+      </w:pPr>
+      <w:rPr>
+        <w:rFonts w:ascii="Wingdings" w:hAnsi="Wingdings" w:hint="default"/>
+        <w:sz w:val="20"/>
+      </w:rPr>
+    </w:lvl>
+    <w:lvl w:ilvl="6" w:tentative="1">
+      <w:start w:val="1"/>
+      <w:numFmt w:val="bullet"/>
+      <w:lvlText w:val=""/>
+      <w:lvlJc w:val="left"/>
+      <w:pPr>
+        <w:tabs>
+          <w:tab w:val="num" w:pos="5040"/>
+        </w:tabs>
+        <w:ind w:left="5040" w:hanging="360"/>
+      </w:pPr>
+      <w:rPr>
+        <w:rFonts w:ascii="Wingdings" w:hAnsi="Wingdings" w:hint="default"/>
+        <w:sz w:val="20"/>
+      </w:rPr>
+    </w:lvl>
+    <w:lvl w:ilvl="7" w:tentative="1">
+      <w:start w:val="1"/>
+      <w:numFmt w:val="bullet"/>
+      <w:lvlText w:val=""/>
+      <w:lvlJc w:val="left"/>
+      <w:pPr>
+        <w:tabs>
+          <w:tab w:val="num" w:pos="5760"/>
+        </w:tabs>
+        <w:ind w:left="5760" w:hanging="360"/>
+      </w:pPr>
+      <w:rPr>
+        <w:rFonts w:ascii="Wingdings" w:hAnsi="Wingdings" w:hint="default"/>
+        <w:sz w:val="20"/>
+      </w:rPr>
+    </w:lvl>
+    <w:lvl w:ilvl="8" w:tentative="1">
+      <w:start w:val="1"/>
+      <w:numFmt w:val="bullet"/>
+      <w:lvlText w:val=""/>
+      <w:lvlJc w:val="left"/>
+      <w:pPr>
+        <w:tabs>
+          <w:tab w:val="num" w:pos="6480"/>
+        </w:tabs>
+        <w:ind w:left="6480" w:hanging="360"/>
+      </w:pPr>
+      <w:rPr>
+        <w:rFonts w:ascii="Wingdings" w:hAnsi="Wingdings" w:hint="default"/>
+        <w:sz w:val="20"/>
+      </w:rPr>
+    </w:lvl>
+  </w:abstractNum>
+  <w:abstractNum w:abstractNumId="2" w15:restartNumberingAfterBreak="0">
+    <w:nsid w:val="104B2D8D"/>
+    <w:multiLevelType w:val="multilevel"/>
+    <w:tmpl w:val="5268CF9A"/>
+    <w:lvl w:ilvl="0">
+      <w:start w:val="1"/>
+      <w:numFmt w:val="bullet"/>
+      <w:lvlText w:val=""/>
+      <w:lvlJc w:val="left"/>
+      <w:pPr>
+        <w:tabs>
+          <w:tab w:val="num" w:pos="720"/>
+        </w:tabs>
+        <w:ind w:left="720" w:hanging="360"/>
+      </w:pPr>
+      <w:rPr>
+        <w:rFonts w:ascii="Symbol" w:hAnsi="Symbol" w:hint="default"/>
+        <w:sz w:val="20"/>
+      </w:rPr>
+    </w:lvl>
+    <w:lvl w:ilvl="1" w:tentative="1">
+      <w:start w:val="1"/>
+      <w:numFmt w:val="bullet"/>
+      <w:lvlText w:val="o"/>
+      <w:lvlJc w:val="left"/>
+      <w:pPr>
+        <w:tabs>
+          <w:tab w:val="num" w:pos="1440"/>
+        </w:tabs>
+        <w:ind w:left="1440" w:hanging="360"/>
+      </w:pPr>
+      <w:rPr>
+        <w:rFonts w:ascii="Courier New" w:hAnsi="Courier New" w:hint="default"/>
+        <w:sz w:val="20"/>
+      </w:rPr>
+    </w:lvl>
+    <w:lvl w:ilvl="2" w:tentative="1">
+      <w:start w:val="1"/>
+      <w:numFmt w:val="bullet"/>
+      <w:lvlText w:val=""/>
+      <w:lvlJc w:val="left"/>
+      <w:pPr>
+        <w:tabs>
+          <w:tab w:val="num" w:pos="2160"/>
+        </w:tabs>
+        <w:ind w:left="2160" w:hanging="360"/>
+      </w:pPr>
+      <w:rPr>
+        <w:rFonts w:ascii="Wingdings" w:hAnsi="Wingdings" w:hint="default"/>
+        <w:sz w:val="20"/>
+      </w:rPr>
+    </w:lvl>
+    <w:lvl w:ilvl="3" w:tentative="1">
+      <w:start w:val="1"/>
+      <w:numFmt w:val="bullet"/>
+      <w:lvlText w:val=""/>
+      <w:lvlJc w:val="left"/>
+      <w:pPr>
+        <w:tabs>
+          <w:tab w:val="num" w:pos="2880"/>
+        </w:tabs>
+        <w:ind w:left="2880" w:hanging="360"/>
+      </w:pPr>
+      <w:rPr>
+        <w:rFonts w:ascii="Wingdings" w:hAnsi="Wingdings" w:hint="default"/>
+        <w:sz w:val="20"/>
+      </w:rPr>
+    </w:lvl>
+    <w:lvl w:ilvl="4" w:tentative="1">
+      <w:start w:val="1"/>
+      <w:numFmt w:val="bullet"/>
+      <w:lvlText w:val=""/>
+      <w:lvlJc w:val="left"/>
+      <w:pPr>
+        <w:tabs>
+          <w:tab w:val="num" w:pos="3600"/>
+        </w:tabs>
+        <w:ind w:left="3600" w:hanging="360"/>
+      </w:pPr>
+      <w:rPr>
+        <w:rFonts w:ascii="Wingdings" w:hAnsi="Wingdings" w:hint="default"/>
+        <w:sz w:val="20"/>
+      </w:rPr>
+    </w:lvl>
+    <w:lvl w:ilvl="5" w:tentative="1">
+      <w:start w:val="1"/>
+      <w:numFmt w:val="bullet"/>
+      <w:lvlText w:val=""/>
+      <w:lvlJc w:val="left"/>
+      <w:pPr>
+        <w:tabs>
+          <w:tab w:val="num" w:pos="4320"/>
+        </w:tabs>
+        <w:ind w:left="4320" w:hanging="360"/>
+      </w:pPr>
+      <w:rPr>
+        <w:rFonts w:ascii="Wingdings" w:hAnsi="Wingdings" w:hint="default"/>
+        <w:sz w:val="20"/>
+      </w:rPr>
+    </w:lvl>
+    <w:lvl w:ilvl="6" w:tentative="1">
+      <w:start w:val="1"/>
+      <w:numFmt w:val="bullet"/>
+      <w:lvlText w:val=""/>
+      <w:lvlJc w:val="left"/>
+      <w:pPr>
+        <w:tabs>
+          <w:tab w:val="num" w:pos="5040"/>
+        </w:tabs>
+        <w:ind w:left="5040" w:hanging="360"/>
+      </w:pPr>
+      <w:rPr>
+        <w:rFonts w:ascii="Wingdings" w:hAnsi="Wingdings" w:hint="default"/>
+        <w:sz w:val="20"/>
+      </w:rPr>
+    </w:lvl>
+    <w:lvl w:ilvl="7" w:tentative="1">
+      <w:start w:val="1"/>
+      <w:numFmt w:val="bullet"/>
+      <w:lvlText w:val=""/>
+      <w:lvlJc w:val="left"/>
+      <w:pPr>
+        <w:tabs>
+          <w:tab w:val="num" w:pos="5760"/>
+        </w:tabs>
+        <w:ind w:left="5760" w:hanging="360"/>
+      </w:pPr>
+      <w:rPr>
+        <w:rFonts w:ascii="Wingdings" w:hAnsi="Wingdings" w:hint="default"/>
+        <w:sz w:val="20"/>
+      </w:rPr>
+    </w:lvl>
+    <w:lvl w:ilvl="8" w:tentative="1">
+      <w:start w:val="1"/>
+      <w:numFmt w:val="bullet"/>
+      <w:lvlText w:val=""/>
+      <w:lvlJc w:val="left"/>
+      <w:pPr>
+        <w:tabs>
+          <w:tab w:val="num" w:pos="6480"/>
+        </w:tabs>
+        <w:ind w:left="6480" w:hanging="360"/>
+      </w:pPr>
+      <w:rPr>
+        <w:rFonts w:ascii="Wingdings" w:hAnsi="Wingdings" w:hint="default"/>
+        <w:sz w:val="20"/>
+      </w:rPr>
+    </w:lvl>
+  </w:abstractNum>
+  <w:abstractNum w:abstractNumId="3" w15:restartNumberingAfterBreak="0">
     <w:nsid w:val="19237F91"/>
     <w:multiLevelType w:val="multilevel"/>
     <w:tmpl w:val="766EB5B2"/>
@@ -3292,7 +4657,692 @@
       </w:rPr>
     </w:lvl>
   </w:abstractNum>
-  <w:abstractNum w:abstractNumId="1" w15:restartNumberingAfterBreak="0">
+  <w:abstractNum w:abstractNumId="4" w15:restartNumberingAfterBreak="0">
+    <w:nsid w:val="19FE4DC3"/>
+    <w:multiLevelType w:val="multilevel"/>
+    <w:tmpl w:val="12E07EBA"/>
+    <w:lvl w:ilvl="0">
+      <w:start w:val="1"/>
+      <w:numFmt w:val="bullet"/>
+      <w:lvlText w:val=""/>
+      <w:lvlJc w:val="left"/>
+      <w:pPr>
+        <w:tabs>
+          <w:tab w:val="num" w:pos="720"/>
+        </w:tabs>
+        <w:ind w:left="720" w:hanging="360"/>
+      </w:pPr>
+      <w:rPr>
+        <w:rFonts w:ascii="Symbol" w:hAnsi="Symbol" w:hint="default"/>
+        <w:sz w:val="20"/>
+      </w:rPr>
+    </w:lvl>
+    <w:lvl w:ilvl="1" w:tentative="1">
+      <w:start w:val="1"/>
+      <w:numFmt w:val="bullet"/>
+      <w:lvlText w:val="o"/>
+      <w:lvlJc w:val="left"/>
+      <w:pPr>
+        <w:tabs>
+          <w:tab w:val="num" w:pos="1440"/>
+        </w:tabs>
+        <w:ind w:left="1440" w:hanging="360"/>
+      </w:pPr>
+      <w:rPr>
+        <w:rFonts w:ascii="Courier New" w:hAnsi="Courier New" w:hint="default"/>
+        <w:sz w:val="20"/>
+      </w:rPr>
+    </w:lvl>
+    <w:lvl w:ilvl="2" w:tentative="1">
+      <w:start w:val="1"/>
+      <w:numFmt w:val="bullet"/>
+      <w:lvlText w:val=""/>
+      <w:lvlJc w:val="left"/>
+      <w:pPr>
+        <w:tabs>
+          <w:tab w:val="num" w:pos="2160"/>
+        </w:tabs>
+        <w:ind w:left="2160" w:hanging="360"/>
+      </w:pPr>
+      <w:rPr>
+        <w:rFonts w:ascii="Wingdings" w:hAnsi="Wingdings" w:hint="default"/>
+        <w:sz w:val="20"/>
+      </w:rPr>
+    </w:lvl>
+    <w:lvl w:ilvl="3" w:tentative="1">
+      <w:start w:val="1"/>
+      <w:numFmt w:val="bullet"/>
+      <w:lvlText w:val=""/>
+      <w:lvlJc w:val="left"/>
+      <w:pPr>
+        <w:tabs>
+          <w:tab w:val="num" w:pos="2880"/>
+        </w:tabs>
+        <w:ind w:left="2880" w:hanging="360"/>
+      </w:pPr>
+      <w:rPr>
+        <w:rFonts w:ascii="Wingdings" w:hAnsi="Wingdings" w:hint="default"/>
+        <w:sz w:val="20"/>
+      </w:rPr>
+    </w:lvl>
+    <w:lvl w:ilvl="4" w:tentative="1">
+      <w:start w:val="1"/>
+      <w:numFmt w:val="bullet"/>
+      <w:lvlText w:val=""/>
+      <w:lvlJc w:val="left"/>
+      <w:pPr>
+        <w:tabs>
+          <w:tab w:val="num" w:pos="3600"/>
+        </w:tabs>
+        <w:ind w:left="3600" w:hanging="360"/>
+      </w:pPr>
+      <w:rPr>
+        <w:rFonts w:ascii="Wingdings" w:hAnsi="Wingdings" w:hint="default"/>
+        <w:sz w:val="20"/>
+      </w:rPr>
+    </w:lvl>
+    <w:lvl w:ilvl="5" w:tentative="1">
+      <w:start w:val="1"/>
+      <w:numFmt w:val="bullet"/>
+      <w:lvlText w:val=""/>
+      <w:lvlJc w:val="left"/>
+      <w:pPr>
+        <w:tabs>
+          <w:tab w:val="num" w:pos="4320"/>
+        </w:tabs>
+        <w:ind w:left="4320" w:hanging="360"/>
+      </w:pPr>
+      <w:rPr>
+        <w:rFonts w:ascii="Wingdings" w:hAnsi="Wingdings" w:hint="default"/>
+        <w:sz w:val="20"/>
+      </w:rPr>
+    </w:lvl>
+    <w:lvl w:ilvl="6" w:tentative="1">
+      <w:start w:val="1"/>
+      <w:numFmt w:val="bullet"/>
+      <w:lvlText w:val=""/>
+      <w:lvlJc w:val="left"/>
+      <w:pPr>
+        <w:tabs>
+          <w:tab w:val="num" w:pos="5040"/>
+        </w:tabs>
+        <w:ind w:left="5040" w:hanging="360"/>
+      </w:pPr>
+      <w:rPr>
+        <w:rFonts w:ascii="Wingdings" w:hAnsi="Wingdings" w:hint="default"/>
+        <w:sz w:val="20"/>
+      </w:rPr>
+    </w:lvl>
+    <w:lvl w:ilvl="7" w:tentative="1">
+      <w:start w:val="1"/>
+      <w:numFmt w:val="bullet"/>
+      <w:lvlText w:val=""/>
+      <w:lvlJc w:val="left"/>
+      <w:pPr>
+        <w:tabs>
+          <w:tab w:val="num" w:pos="5760"/>
+        </w:tabs>
+        <w:ind w:left="5760" w:hanging="360"/>
+      </w:pPr>
+      <w:rPr>
+        <w:rFonts w:ascii="Wingdings" w:hAnsi="Wingdings" w:hint="default"/>
+        <w:sz w:val="20"/>
+      </w:rPr>
+    </w:lvl>
+    <w:lvl w:ilvl="8" w:tentative="1">
+      <w:start w:val="1"/>
+      <w:numFmt w:val="bullet"/>
+      <w:lvlText w:val=""/>
+      <w:lvlJc w:val="left"/>
+      <w:pPr>
+        <w:tabs>
+          <w:tab w:val="num" w:pos="6480"/>
+        </w:tabs>
+        <w:ind w:left="6480" w:hanging="360"/>
+      </w:pPr>
+      <w:rPr>
+        <w:rFonts w:ascii="Wingdings" w:hAnsi="Wingdings" w:hint="default"/>
+        <w:sz w:val="20"/>
+      </w:rPr>
+    </w:lvl>
+  </w:abstractNum>
+  <w:abstractNum w:abstractNumId="5" w15:restartNumberingAfterBreak="0">
+    <w:nsid w:val="1C6A5189"/>
+    <w:multiLevelType w:val="multilevel"/>
+    <w:tmpl w:val="57525FE0"/>
+    <w:lvl w:ilvl="0">
+      <w:start w:val="1"/>
+      <w:numFmt w:val="bullet"/>
+      <w:lvlText w:val=""/>
+      <w:lvlJc w:val="left"/>
+      <w:pPr>
+        <w:tabs>
+          <w:tab w:val="num" w:pos="720"/>
+        </w:tabs>
+        <w:ind w:left="720" w:hanging="360"/>
+      </w:pPr>
+      <w:rPr>
+        <w:rFonts w:ascii="Symbol" w:hAnsi="Symbol" w:hint="default"/>
+        <w:sz w:val="20"/>
+      </w:rPr>
+    </w:lvl>
+    <w:lvl w:ilvl="1">
+      <w:start w:val="1"/>
+      <w:numFmt w:val="bullet"/>
+      <w:lvlText w:val="o"/>
+      <w:lvlJc w:val="left"/>
+      <w:pPr>
+        <w:tabs>
+          <w:tab w:val="num" w:pos="1440"/>
+        </w:tabs>
+        <w:ind w:left="1440" w:hanging="360"/>
+      </w:pPr>
+      <w:rPr>
+        <w:rFonts w:ascii="Courier New" w:hAnsi="Courier New" w:hint="default"/>
+        <w:sz w:val="20"/>
+      </w:rPr>
+    </w:lvl>
+    <w:lvl w:ilvl="2" w:tentative="1">
+      <w:start w:val="1"/>
+      <w:numFmt w:val="bullet"/>
+      <w:lvlText w:val=""/>
+      <w:lvlJc w:val="left"/>
+      <w:pPr>
+        <w:tabs>
+          <w:tab w:val="num" w:pos="2160"/>
+        </w:tabs>
+        <w:ind w:left="2160" w:hanging="360"/>
+      </w:pPr>
+      <w:rPr>
+        <w:rFonts w:ascii="Wingdings" w:hAnsi="Wingdings" w:hint="default"/>
+        <w:sz w:val="20"/>
+      </w:rPr>
+    </w:lvl>
+    <w:lvl w:ilvl="3" w:tentative="1">
+      <w:start w:val="1"/>
+      <w:numFmt w:val="bullet"/>
+      <w:lvlText w:val=""/>
+      <w:lvlJc w:val="left"/>
+      <w:pPr>
+        <w:tabs>
+          <w:tab w:val="num" w:pos="2880"/>
+        </w:tabs>
+        <w:ind w:left="2880" w:hanging="360"/>
+      </w:pPr>
+      <w:rPr>
+        <w:rFonts w:ascii="Wingdings" w:hAnsi="Wingdings" w:hint="default"/>
+        <w:sz w:val="20"/>
+      </w:rPr>
+    </w:lvl>
+    <w:lvl w:ilvl="4" w:tentative="1">
+      <w:start w:val="1"/>
+      <w:numFmt w:val="bullet"/>
+      <w:lvlText w:val=""/>
+      <w:lvlJc w:val="left"/>
+      <w:pPr>
+        <w:tabs>
+          <w:tab w:val="num" w:pos="3600"/>
+        </w:tabs>
+        <w:ind w:left="3600" w:hanging="360"/>
+      </w:pPr>
+      <w:rPr>
+        <w:rFonts w:ascii="Wingdings" w:hAnsi="Wingdings" w:hint="default"/>
+        <w:sz w:val="20"/>
+      </w:rPr>
+    </w:lvl>
+    <w:lvl w:ilvl="5" w:tentative="1">
+      <w:start w:val="1"/>
+      <w:numFmt w:val="bullet"/>
+      <w:lvlText w:val=""/>
+      <w:lvlJc w:val="left"/>
+      <w:pPr>
+        <w:tabs>
+          <w:tab w:val="num" w:pos="4320"/>
+        </w:tabs>
+        <w:ind w:left="4320" w:hanging="360"/>
+      </w:pPr>
+      <w:rPr>
+        <w:rFonts w:ascii="Wingdings" w:hAnsi="Wingdings" w:hint="default"/>
+        <w:sz w:val="20"/>
+      </w:rPr>
+    </w:lvl>
+    <w:lvl w:ilvl="6" w:tentative="1">
+      <w:start w:val="1"/>
+      <w:numFmt w:val="bullet"/>
+      <w:lvlText w:val=""/>
+      <w:lvlJc w:val="left"/>
+      <w:pPr>
+        <w:tabs>
+          <w:tab w:val="num" w:pos="5040"/>
+        </w:tabs>
+        <w:ind w:left="5040" w:hanging="360"/>
+      </w:pPr>
+      <w:rPr>
+        <w:rFonts w:ascii="Wingdings" w:hAnsi="Wingdings" w:hint="default"/>
+        <w:sz w:val="20"/>
+      </w:rPr>
+    </w:lvl>
+    <w:lvl w:ilvl="7" w:tentative="1">
+      <w:start w:val="1"/>
+      <w:numFmt w:val="bullet"/>
+      <w:lvlText w:val=""/>
+      <w:lvlJc w:val="left"/>
+      <w:pPr>
+        <w:tabs>
+          <w:tab w:val="num" w:pos="5760"/>
+        </w:tabs>
+        <w:ind w:left="5760" w:hanging="360"/>
+      </w:pPr>
+      <w:rPr>
+        <w:rFonts w:ascii="Wingdings" w:hAnsi="Wingdings" w:hint="default"/>
+        <w:sz w:val="20"/>
+      </w:rPr>
+    </w:lvl>
+    <w:lvl w:ilvl="8" w:tentative="1">
+      <w:start w:val="1"/>
+      <w:numFmt w:val="bullet"/>
+      <w:lvlText w:val=""/>
+      <w:lvlJc w:val="left"/>
+      <w:pPr>
+        <w:tabs>
+          <w:tab w:val="num" w:pos="6480"/>
+        </w:tabs>
+        <w:ind w:left="6480" w:hanging="360"/>
+      </w:pPr>
+      <w:rPr>
+        <w:rFonts w:ascii="Wingdings" w:hAnsi="Wingdings" w:hint="default"/>
+        <w:sz w:val="20"/>
+      </w:rPr>
+    </w:lvl>
+  </w:abstractNum>
+  <w:abstractNum w:abstractNumId="6" w15:restartNumberingAfterBreak="0">
+    <w:nsid w:val="336C68F5"/>
+    <w:multiLevelType w:val="multilevel"/>
+    <w:tmpl w:val="8222B4A4"/>
+    <w:lvl w:ilvl="0">
+      <w:start w:val="1"/>
+      <w:numFmt w:val="bullet"/>
+      <w:lvlText w:val=""/>
+      <w:lvlJc w:val="left"/>
+      <w:pPr>
+        <w:tabs>
+          <w:tab w:val="num" w:pos="720"/>
+        </w:tabs>
+        <w:ind w:left="720" w:hanging="360"/>
+      </w:pPr>
+      <w:rPr>
+        <w:rFonts w:ascii="Symbol" w:hAnsi="Symbol" w:hint="default"/>
+        <w:sz w:val="20"/>
+      </w:rPr>
+    </w:lvl>
+    <w:lvl w:ilvl="1" w:tentative="1">
+      <w:start w:val="1"/>
+      <w:numFmt w:val="bullet"/>
+      <w:lvlText w:val="o"/>
+      <w:lvlJc w:val="left"/>
+      <w:pPr>
+        <w:tabs>
+          <w:tab w:val="num" w:pos="1440"/>
+        </w:tabs>
+        <w:ind w:left="1440" w:hanging="360"/>
+      </w:pPr>
+      <w:rPr>
+        <w:rFonts w:ascii="Courier New" w:hAnsi="Courier New" w:hint="default"/>
+        <w:sz w:val="20"/>
+      </w:rPr>
+    </w:lvl>
+    <w:lvl w:ilvl="2" w:tentative="1">
+      <w:start w:val="1"/>
+      <w:numFmt w:val="bullet"/>
+      <w:lvlText w:val=""/>
+      <w:lvlJc w:val="left"/>
+      <w:pPr>
+        <w:tabs>
+          <w:tab w:val="num" w:pos="2160"/>
+        </w:tabs>
+        <w:ind w:left="2160" w:hanging="360"/>
+      </w:pPr>
+      <w:rPr>
+        <w:rFonts w:ascii="Wingdings" w:hAnsi="Wingdings" w:hint="default"/>
+        <w:sz w:val="20"/>
+      </w:rPr>
+    </w:lvl>
+    <w:lvl w:ilvl="3" w:tentative="1">
+      <w:start w:val="1"/>
+      <w:numFmt w:val="bullet"/>
+      <w:lvlText w:val=""/>
+      <w:lvlJc w:val="left"/>
+      <w:pPr>
+        <w:tabs>
+          <w:tab w:val="num" w:pos="2880"/>
+        </w:tabs>
+        <w:ind w:left="2880" w:hanging="360"/>
+      </w:pPr>
+      <w:rPr>
+        <w:rFonts w:ascii="Wingdings" w:hAnsi="Wingdings" w:hint="default"/>
+        <w:sz w:val="20"/>
+      </w:rPr>
+    </w:lvl>
+    <w:lvl w:ilvl="4" w:tentative="1">
+      <w:start w:val="1"/>
+      <w:numFmt w:val="bullet"/>
+      <w:lvlText w:val=""/>
+      <w:lvlJc w:val="left"/>
+      <w:pPr>
+        <w:tabs>
+          <w:tab w:val="num" w:pos="3600"/>
+        </w:tabs>
+        <w:ind w:left="3600" w:hanging="360"/>
+      </w:pPr>
+      <w:rPr>
+        <w:rFonts w:ascii="Wingdings" w:hAnsi="Wingdings" w:hint="default"/>
+        <w:sz w:val="20"/>
+      </w:rPr>
+    </w:lvl>
+    <w:lvl w:ilvl="5" w:tentative="1">
+      <w:start w:val="1"/>
+      <w:numFmt w:val="bullet"/>
+      <w:lvlText w:val=""/>
+      <w:lvlJc w:val="left"/>
+      <w:pPr>
+        <w:tabs>
+          <w:tab w:val="num" w:pos="4320"/>
+        </w:tabs>
+        <w:ind w:left="4320" w:hanging="360"/>
+      </w:pPr>
+      <w:rPr>
+        <w:rFonts w:ascii="Wingdings" w:hAnsi="Wingdings" w:hint="default"/>
+        <w:sz w:val="20"/>
+      </w:rPr>
+    </w:lvl>
+    <w:lvl w:ilvl="6" w:tentative="1">
+      <w:start w:val="1"/>
+      <w:numFmt w:val="bullet"/>
+      <w:lvlText w:val=""/>
+      <w:lvlJc w:val="left"/>
+      <w:pPr>
+        <w:tabs>
+          <w:tab w:val="num" w:pos="5040"/>
+        </w:tabs>
+        <w:ind w:left="5040" w:hanging="360"/>
+      </w:pPr>
+      <w:rPr>
+        <w:rFonts w:ascii="Wingdings" w:hAnsi="Wingdings" w:hint="default"/>
+        <w:sz w:val="20"/>
+      </w:rPr>
+    </w:lvl>
+    <w:lvl w:ilvl="7" w:tentative="1">
+      <w:start w:val="1"/>
+      <w:numFmt w:val="bullet"/>
+      <w:lvlText w:val=""/>
+      <w:lvlJc w:val="left"/>
+      <w:pPr>
+        <w:tabs>
+          <w:tab w:val="num" w:pos="5760"/>
+        </w:tabs>
+        <w:ind w:left="5760" w:hanging="360"/>
+      </w:pPr>
+      <w:rPr>
+        <w:rFonts w:ascii="Wingdings" w:hAnsi="Wingdings" w:hint="default"/>
+        <w:sz w:val="20"/>
+      </w:rPr>
+    </w:lvl>
+    <w:lvl w:ilvl="8" w:tentative="1">
+      <w:start w:val="1"/>
+      <w:numFmt w:val="bullet"/>
+      <w:lvlText w:val=""/>
+      <w:lvlJc w:val="left"/>
+      <w:pPr>
+        <w:tabs>
+          <w:tab w:val="num" w:pos="6480"/>
+        </w:tabs>
+        <w:ind w:left="6480" w:hanging="360"/>
+      </w:pPr>
+      <w:rPr>
+        <w:rFonts w:ascii="Wingdings" w:hAnsi="Wingdings" w:hint="default"/>
+        <w:sz w:val="20"/>
+      </w:rPr>
+    </w:lvl>
+  </w:abstractNum>
+  <w:abstractNum w:abstractNumId="7" w15:restartNumberingAfterBreak="0">
+    <w:nsid w:val="3B1C4EAE"/>
+    <w:multiLevelType w:val="hybridMultilevel"/>
+    <w:tmpl w:val="756A0882"/>
+    <w:lvl w:ilvl="0" w:tplc="1FB85A94">
+      <w:start w:val="1"/>
+      <w:numFmt w:val="lowerRoman"/>
+      <w:lvlText w:val="(%1)"/>
+      <w:lvlJc w:val="left"/>
+      <w:pPr>
+        <w:ind w:left="1080" w:hanging="720"/>
+      </w:pPr>
+      <w:rPr>
+        <w:rFonts w:hint="default"/>
+      </w:rPr>
+    </w:lvl>
+    <w:lvl w:ilvl="1" w:tplc="080A0019" w:tentative="1">
+      <w:start w:val="1"/>
+      <w:numFmt w:val="lowerLetter"/>
+      <w:lvlText w:val="%2."/>
+      <w:lvlJc w:val="left"/>
+      <w:pPr>
+        <w:ind w:left="1440" w:hanging="360"/>
+      </w:pPr>
+    </w:lvl>
+    <w:lvl w:ilvl="2" w:tplc="080A001B" w:tentative="1">
+      <w:start w:val="1"/>
+      <w:numFmt w:val="lowerRoman"/>
+      <w:lvlText w:val="%3."/>
+      <w:lvlJc w:val="right"/>
+      <w:pPr>
+        <w:ind w:left="2160" w:hanging="180"/>
+      </w:pPr>
+    </w:lvl>
+    <w:lvl w:ilvl="3" w:tplc="080A000F" w:tentative="1">
+      <w:start w:val="1"/>
+      <w:numFmt w:val="decimal"/>
+      <w:lvlText w:val="%4."/>
+      <w:lvlJc w:val="left"/>
+      <w:pPr>
+        <w:ind w:left="2880" w:hanging="360"/>
+      </w:pPr>
+    </w:lvl>
+    <w:lvl w:ilvl="4" w:tplc="080A0019" w:tentative="1">
+      <w:start w:val="1"/>
+      <w:numFmt w:val="lowerLetter"/>
+      <w:lvlText w:val="%5."/>
+      <w:lvlJc w:val="left"/>
+      <w:pPr>
+        <w:ind w:left="3600" w:hanging="360"/>
+      </w:pPr>
+    </w:lvl>
+    <w:lvl w:ilvl="5" w:tplc="080A001B" w:tentative="1">
+      <w:start w:val="1"/>
+      <w:numFmt w:val="lowerRoman"/>
+      <w:lvlText w:val="%6."/>
+      <w:lvlJc w:val="right"/>
+      <w:pPr>
+        <w:ind w:left="4320" w:hanging="180"/>
+      </w:pPr>
+    </w:lvl>
+    <w:lvl w:ilvl="6" w:tplc="080A000F" w:tentative="1">
+      <w:start w:val="1"/>
+      <w:numFmt w:val="decimal"/>
+      <w:lvlText w:val="%7."/>
+      <w:lvlJc w:val="left"/>
+      <w:pPr>
+        <w:ind w:left="5040" w:hanging="360"/>
+      </w:pPr>
+    </w:lvl>
+    <w:lvl w:ilvl="7" w:tplc="080A0019" w:tentative="1">
+      <w:start w:val="1"/>
+      <w:numFmt w:val="lowerLetter"/>
+      <w:lvlText w:val="%8."/>
+      <w:lvlJc w:val="left"/>
+      <w:pPr>
+        <w:ind w:left="5760" w:hanging="360"/>
+      </w:pPr>
+    </w:lvl>
+    <w:lvl w:ilvl="8" w:tplc="080A001B" w:tentative="1">
+      <w:start w:val="1"/>
+      <w:numFmt w:val="lowerRoman"/>
+      <w:lvlText w:val="%9."/>
+      <w:lvlJc w:val="right"/>
+      <w:pPr>
+        <w:ind w:left="6480" w:hanging="180"/>
+      </w:pPr>
+    </w:lvl>
+  </w:abstractNum>
+  <w:abstractNum w:abstractNumId="8" w15:restartNumberingAfterBreak="0">
+    <w:nsid w:val="43060CAD"/>
+    <w:multiLevelType w:val="multilevel"/>
+    <w:tmpl w:val="01B26D94"/>
+    <w:lvl w:ilvl="0">
+      <w:start w:val="1"/>
+      <w:numFmt w:val="bullet"/>
+      <w:lvlText w:val=""/>
+      <w:lvlJc w:val="left"/>
+      <w:pPr>
+        <w:tabs>
+          <w:tab w:val="num" w:pos="720"/>
+        </w:tabs>
+        <w:ind w:left="720" w:hanging="360"/>
+      </w:pPr>
+      <w:rPr>
+        <w:rFonts w:ascii="Symbol" w:hAnsi="Symbol" w:hint="default"/>
+        <w:sz w:val="20"/>
+      </w:rPr>
+    </w:lvl>
+    <w:lvl w:ilvl="1" w:tentative="1">
+      <w:start w:val="1"/>
+      <w:numFmt w:val="bullet"/>
+      <w:lvlText w:val="o"/>
+      <w:lvlJc w:val="left"/>
+      <w:pPr>
+        <w:tabs>
+          <w:tab w:val="num" w:pos="1440"/>
+        </w:tabs>
+        <w:ind w:left="1440" w:hanging="360"/>
+      </w:pPr>
+      <w:rPr>
+        <w:rFonts w:ascii="Courier New" w:hAnsi="Courier New" w:hint="default"/>
+        <w:sz w:val="20"/>
+      </w:rPr>
+    </w:lvl>
+    <w:lvl w:ilvl="2" w:tentative="1">
+      <w:start w:val="1"/>
+      <w:numFmt w:val="bullet"/>
+      <w:lvlText w:val=""/>
+      <w:lvlJc w:val="left"/>
+      <w:pPr>
+        <w:tabs>
+          <w:tab w:val="num" w:pos="2160"/>
+        </w:tabs>
+        <w:ind w:left="2160" w:hanging="360"/>
+      </w:pPr>
+      <w:rPr>
+        <w:rFonts w:ascii="Wingdings" w:hAnsi="Wingdings" w:hint="default"/>
+        <w:sz w:val="20"/>
+      </w:rPr>
+    </w:lvl>
+    <w:lvl w:ilvl="3" w:tentative="1">
+      <w:start w:val="1"/>
+      <w:numFmt w:val="bullet"/>
+      <w:lvlText w:val=""/>
+      <w:lvlJc w:val="left"/>
+      <w:pPr>
+        <w:tabs>
+          <w:tab w:val="num" w:pos="2880"/>
+        </w:tabs>
+        <w:ind w:left="2880" w:hanging="360"/>
+      </w:pPr>
+      <w:rPr>
+        <w:rFonts w:ascii="Wingdings" w:hAnsi="Wingdings" w:hint="default"/>
+        <w:sz w:val="20"/>
+      </w:rPr>
+    </w:lvl>
+    <w:lvl w:ilvl="4" w:tentative="1">
+      <w:start w:val="1"/>
+      <w:numFmt w:val="bullet"/>
+      <w:lvlText w:val=""/>
+      <w:lvlJc w:val="left"/>
+      <w:pPr>
+        <w:tabs>
+          <w:tab w:val="num" w:pos="3600"/>
+        </w:tabs>
+        <w:ind w:left="3600" w:hanging="360"/>
+      </w:pPr>
+      <w:rPr>
+        <w:rFonts w:ascii="Wingdings" w:hAnsi="Wingdings" w:hint="default"/>
+        <w:sz w:val="20"/>
+      </w:rPr>
+    </w:lvl>
+    <w:lvl w:ilvl="5" w:tentative="1">
+      <w:start w:val="1"/>
+      <w:numFmt w:val="bullet"/>
+      <w:lvlText w:val=""/>
+      <w:lvlJc w:val="left"/>
+      <w:pPr>
+        <w:tabs>
+          <w:tab w:val="num" w:pos="4320"/>
+        </w:tabs>
+        <w:ind w:left="4320" w:hanging="360"/>
+      </w:pPr>
+      <w:rPr>
+        <w:rFonts w:ascii="Wingdings" w:hAnsi="Wingdings" w:hint="default"/>
+        <w:sz w:val="20"/>
+      </w:rPr>
+    </w:lvl>
+    <w:lvl w:ilvl="6" w:tentative="1">
+      <w:start w:val="1"/>
+      <w:numFmt w:val="bullet"/>
+      <w:lvlText w:val=""/>
+      <w:lvlJc w:val="left"/>
+      <w:pPr>
+        <w:tabs>
+          <w:tab w:val="num" w:pos="5040"/>
+        </w:tabs>
+        <w:ind w:left="5040" w:hanging="360"/>
+      </w:pPr>
+      <w:rPr>
+        <w:rFonts w:ascii="Wingdings" w:hAnsi="Wingdings" w:hint="default"/>
+        <w:sz w:val="20"/>
+      </w:rPr>
+    </w:lvl>
+    <w:lvl w:ilvl="7" w:tentative="1">
+      <w:start w:val="1"/>
+      <w:numFmt w:val="bullet"/>
+      <w:lvlText w:val=""/>
+      <w:lvlJc w:val="left"/>
+      <w:pPr>
+        <w:tabs>
+          <w:tab w:val="num" w:pos="5760"/>
+        </w:tabs>
+        <w:ind w:left="5760" w:hanging="360"/>
+      </w:pPr>
+      <w:rPr>
+        <w:rFonts w:ascii="Wingdings" w:hAnsi="Wingdings" w:hint="default"/>
+        <w:sz w:val="20"/>
+      </w:rPr>
+    </w:lvl>
+    <w:lvl w:ilvl="8" w:tentative="1">
+      <w:start w:val="1"/>
+      <w:numFmt w:val="bullet"/>
+      <w:lvlText w:val=""/>
+      <w:lvlJc w:val="left"/>
+      <w:pPr>
+        <w:tabs>
+          <w:tab w:val="num" w:pos="6480"/>
+        </w:tabs>
+        <w:ind w:left="6480" w:hanging="360"/>
+      </w:pPr>
+      <w:rPr>
+        <w:rFonts w:ascii="Wingdings" w:hAnsi="Wingdings" w:hint="default"/>
+        <w:sz w:val="20"/>
+      </w:rPr>
+    </w:lvl>
+  </w:abstractNum>
+  <w:abstractNum w:abstractNumId="9" w15:restartNumberingAfterBreak="0">
     <w:nsid w:val="57191FAC"/>
     <w:multiLevelType w:val="hybridMultilevel"/>
     <w:tmpl w:val="81B8F29E"/>
@@ -3378,7 +5428,7 @@
       </w:pPr>
     </w:lvl>
   </w:abstractNum>
-  <w:abstractNum w:abstractNumId="2" w15:restartNumberingAfterBreak="0">
+  <w:abstractNum w:abstractNumId="10" w15:restartNumberingAfterBreak="0">
     <w:nsid w:val="5BA76BF3"/>
     <w:multiLevelType w:val="hybridMultilevel"/>
     <w:tmpl w:val="EA9AD350"/>
@@ -3467,7 +5517,156 @@
       </w:pPr>
     </w:lvl>
   </w:abstractNum>
-  <w:abstractNum w:abstractNumId="3" w15:restartNumberingAfterBreak="0">
+  <w:abstractNum w:abstractNumId="11" w15:restartNumberingAfterBreak="0">
+    <w:nsid w:val="670325A6"/>
+    <w:multiLevelType w:val="multilevel"/>
+    <w:tmpl w:val="284C74B4"/>
+    <w:lvl w:ilvl="0">
+      <w:start w:val="1"/>
+      <w:numFmt w:val="bullet"/>
+      <w:lvlText w:val=""/>
+      <w:lvlJc w:val="left"/>
+      <w:pPr>
+        <w:tabs>
+          <w:tab w:val="num" w:pos="720"/>
+        </w:tabs>
+        <w:ind w:left="720" w:hanging="360"/>
+      </w:pPr>
+      <w:rPr>
+        <w:rFonts w:ascii="Symbol" w:hAnsi="Symbol" w:hint="default"/>
+        <w:sz w:val="20"/>
+      </w:rPr>
+    </w:lvl>
+    <w:lvl w:ilvl="1" w:tentative="1">
+      <w:start w:val="1"/>
+      <w:numFmt w:val="bullet"/>
+      <w:lvlText w:val="o"/>
+      <w:lvlJc w:val="left"/>
+      <w:pPr>
+        <w:tabs>
+          <w:tab w:val="num" w:pos="1440"/>
+        </w:tabs>
+        <w:ind w:left="1440" w:hanging="360"/>
+      </w:pPr>
+      <w:rPr>
+        <w:rFonts w:ascii="Courier New" w:hAnsi="Courier New" w:hint="default"/>
+        <w:sz w:val="20"/>
+      </w:rPr>
+    </w:lvl>
+    <w:lvl w:ilvl="2" w:tentative="1">
+      <w:start w:val="1"/>
+      <w:numFmt w:val="bullet"/>
+      <w:lvlText w:val=""/>
+      <w:lvlJc w:val="left"/>
+      <w:pPr>
+        <w:tabs>
+          <w:tab w:val="num" w:pos="2160"/>
+        </w:tabs>
+        <w:ind w:left="2160" w:hanging="360"/>
+      </w:pPr>
+      <w:rPr>
+        <w:rFonts w:ascii="Wingdings" w:hAnsi="Wingdings" w:hint="default"/>
+        <w:sz w:val="20"/>
+      </w:rPr>
+    </w:lvl>
+    <w:lvl w:ilvl="3" w:tentative="1">
+      <w:start w:val="1"/>
+      <w:numFmt w:val="bullet"/>
+      <w:lvlText w:val=""/>
+      <w:lvlJc w:val="left"/>
+      <w:pPr>
+        <w:tabs>
+          <w:tab w:val="num" w:pos="2880"/>
+        </w:tabs>
+        <w:ind w:left="2880" w:hanging="360"/>
+      </w:pPr>
+      <w:rPr>
+        <w:rFonts w:ascii="Wingdings" w:hAnsi="Wingdings" w:hint="default"/>
+        <w:sz w:val="20"/>
+      </w:rPr>
+    </w:lvl>
+    <w:lvl w:ilvl="4" w:tentative="1">
+      <w:start w:val="1"/>
+      <w:numFmt w:val="bullet"/>
+      <w:lvlText w:val=""/>
+      <w:lvlJc w:val="left"/>
+      <w:pPr>
+        <w:tabs>
+          <w:tab w:val="num" w:pos="3600"/>
+        </w:tabs>
+        <w:ind w:left="3600" w:hanging="360"/>
+      </w:pPr>
+      <w:rPr>
+        <w:rFonts w:ascii="Wingdings" w:hAnsi="Wingdings" w:hint="default"/>
+        <w:sz w:val="20"/>
+      </w:rPr>
+    </w:lvl>
+    <w:lvl w:ilvl="5" w:tentative="1">
+      <w:start w:val="1"/>
+      <w:numFmt w:val="bullet"/>
+      <w:lvlText w:val=""/>
+      <w:lvlJc w:val="left"/>
+      <w:pPr>
+        <w:tabs>
+          <w:tab w:val="num" w:pos="4320"/>
+        </w:tabs>
+        <w:ind w:left="4320" w:hanging="360"/>
+      </w:pPr>
+      <w:rPr>
+        <w:rFonts w:ascii="Wingdings" w:hAnsi="Wingdings" w:hint="default"/>
+        <w:sz w:val="20"/>
+      </w:rPr>
+    </w:lvl>
+    <w:lvl w:ilvl="6" w:tentative="1">
+      <w:start w:val="1"/>
+      <w:numFmt w:val="bullet"/>
+      <w:lvlText w:val=""/>
+      <w:lvlJc w:val="left"/>
+      <w:pPr>
+        <w:tabs>
+          <w:tab w:val="num" w:pos="5040"/>
+        </w:tabs>
+        <w:ind w:left="5040" w:hanging="360"/>
+      </w:pPr>
+      <w:rPr>
+        <w:rFonts w:ascii="Wingdings" w:hAnsi="Wingdings" w:hint="default"/>
+        <w:sz w:val="20"/>
+      </w:rPr>
+    </w:lvl>
+    <w:lvl w:ilvl="7" w:tentative="1">
+      <w:start w:val="1"/>
+      <w:numFmt w:val="bullet"/>
+      <w:lvlText w:val=""/>
+      <w:lvlJc w:val="left"/>
+      <w:pPr>
+        <w:tabs>
+          <w:tab w:val="num" w:pos="5760"/>
+        </w:tabs>
+        <w:ind w:left="5760" w:hanging="360"/>
+      </w:pPr>
+      <w:rPr>
+        <w:rFonts w:ascii="Wingdings" w:hAnsi="Wingdings" w:hint="default"/>
+        <w:sz w:val="20"/>
+      </w:rPr>
+    </w:lvl>
+    <w:lvl w:ilvl="8" w:tentative="1">
+      <w:start w:val="1"/>
+      <w:numFmt w:val="bullet"/>
+      <w:lvlText w:val=""/>
+      <w:lvlJc w:val="left"/>
+      <w:pPr>
+        <w:tabs>
+          <w:tab w:val="num" w:pos="6480"/>
+        </w:tabs>
+        <w:ind w:left="6480" w:hanging="360"/>
+      </w:pPr>
+      <w:rPr>
+        <w:rFonts w:ascii="Wingdings" w:hAnsi="Wingdings" w:hint="default"/>
+        <w:sz w:val="20"/>
+      </w:rPr>
+    </w:lvl>
+  </w:abstractNum>
+  <w:abstractNum w:abstractNumId="12" w15:restartNumberingAfterBreak="0">
     <w:nsid w:val="6CD9037E"/>
     <w:multiLevelType w:val="multilevel"/>
     <w:tmpl w:val="6C06B6D4"/>
@@ -3580,7 +5779,305 @@
       </w:pPr>
     </w:lvl>
   </w:abstractNum>
-  <w:abstractNum w:abstractNumId="4" w15:restartNumberingAfterBreak="0">
+  <w:abstractNum w:abstractNumId="13" w15:restartNumberingAfterBreak="0">
+    <w:nsid w:val="713A7FB3"/>
+    <w:multiLevelType w:val="multilevel"/>
+    <w:tmpl w:val="942831B8"/>
+    <w:lvl w:ilvl="0">
+      <w:start w:val="1"/>
+      <w:numFmt w:val="bullet"/>
+      <w:lvlText w:val=""/>
+      <w:lvlJc w:val="left"/>
+      <w:pPr>
+        <w:tabs>
+          <w:tab w:val="num" w:pos="720"/>
+        </w:tabs>
+        <w:ind w:left="720" w:hanging="360"/>
+      </w:pPr>
+      <w:rPr>
+        <w:rFonts w:ascii="Symbol" w:hAnsi="Symbol" w:hint="default"/>
+        <w:sz w:val="20"/>
+      </w:rPr>
+    </w:lvl>
+    <w:lvl w:ilvl="1" w:tentative="1">
+      <w:start w:val="1"/>
+      <w:numFmt w:val="bullet"/>
+      <w:lvlText w:val="o"/>
+      <w:lvlJc w:val="left"/>
+      <w:pPr>
+        <w:tabs>
+          <w:tab w:val="num" w:pos="1440"/>
+        </w:tabs>
+        <w:ind w:left="1440" w:hanging="360"/>
+      </w:pPr>
+      <w:rPr>
+        <w:rFonts w:ascii="Courier New" w:hAnsi="Courier New" w:hint="default"/>
+        <w:sz w:val="20"/>
+      </w:rPr>
+    </w:lvl>
+    <w:lvl w:ilvl="2" w:tentative="1">
+      <w:start w:val="1"/>
+      <w:numFmt w:val="bullet"/>
+      <w:lvlText w:val=""/>
+      <w:lvlJc w:val="left"/>
+      <w:pPr>
+        <w:tabs>
+          <w:tab w:val="num" w:pos="2160"/>
+        </w:tabs>
+        <w:ind w:left="2160" w:hanging="360"/>
+      </w:pPr>
+      <w:rPr>
+        <w:rFonts w:ascii="Wingdings" w:hAnsi="Wingdings" w:hint="default"/>
+        <w:sz w:val="20"/>
+      </w:rPr>
+    </w:lvl>
+    <w:lvl w:ilvl="3" w:tentative="1">
+      <w:start w:val="1"/>
+      <w:numFmt w:val="bullet"/>
+      <w:lvlText w:val=""/>
+      <w:lvlJc w:val="left"/>
+      <w:pPr>
+        <w:tabs>
+          <w:tab w:val="num" w:pos="2880"/>
+        </w:tabs>
+        <w:ind w:left="2880" w:hanging="360"/>
+      </w:pPr>
+      <w:rPr>
+        <w:rFonts w:ascii="Wingdings" w:hAnsi="Wingdings" w:hint="default"/>
+        <w:sz w:val="20"/>
+      </w:rPr>
+    </w:lvl>
+    <w:lvl w:ilvl="4" w:tentative="1">
+      <w:start w:val="1"/>
+      <w:numFmt w:val="bullet"/>
+      <w:lvlText w:val=""/>
+      <w:lvlJc w:val="left"/>
+      <w:pPr>
+        <w:tabs>
+          <w:tab w:val="num" w:pos="3600"/>
+        </w:tabs>
+        <w:ind w:left="3600" w:hanging="360"/>
+      </w:pPr>
+      <w:rPr>
+        <w:rFonts w:ascii="Wingdings" w:hAnsi="Wingdings" w:hint="default"/>
+        <w:sz w:val="20"/>
+      </w:rPr>
+    </w:lvl>
+    <w:lvl w:ilvl="5" w:tentative="1">
+      <w:start w:val="1"/>
+      <w:numFmt w:val="bullet"/>
+      <w:lvlText w:val=""/>
+      <w:lvlJc w:val="left"/>
+      <w:pPr>
+        <w:tabs>
+          <w:tab w:val="num" w:pos="4320"/>
+        </w:tabs>
+        <w:ind w:left="4320" w:hanging="360"/>
+      </w:pPr>
+      <w:rPr>
+        <w:rFonts w:ascii="Wingdings" w:hAnsi="Wingdings" w:hint="default"/>
+        <w:sz w:val="20"/>
+      </w:rPr>
+    </w:lvl>
+    <w:lvl w:ilvl="6" w:tentative="1">
+      <w:start w:val="1"/>
+      <w:numFmt w:val="bullet"/>
+      <w:lvlText w:val=""/>
+      <w:lvlJc w:val="left"/>
+      <w:pPr>
+        <w:tabs>
+          <w:tab w:val="num" w:pos="5040"/>
+        </w:tabs>
+        <w:ind w:left="5040" w:hanging="360"/>
+      </w:pPr>
+      <w:rPr>
+        <w:rFonts w:ascii="Wingdings" w:hAnsi="Wingdings" w:hint="default"/>
+        <w:sz w:val="20"/>
+      </w:rPr>
+    </w:lvl>
+    <w:lvl w:ilvl="7" w:tentative="1">
+      <w:start w:val="1"/>
+      <w:numFmt w:val="bullet"/>
+      <w:lvlText w:val=""/>
+      <w:lvlJc w:val="left"/>
+      <w:pPr>
+        <w:tabs>
+          <w:tab w:val="num" w:pos="5760"/>
+        </w:tabs>
+        <w:ind w:left="5760" w:hanging="360"/>
+      </w:pPr>
+      <w:rPr>
+        <w:rFonts w:ascii="Wingdings" w:hAnsi="Wingdings" w:hint="default"/>
+        <w:sz w:val="20"/>
+      </w:rPr>
+    </w:lvl>
+    <w:lvl w:ilvl="8" w:tentative="1">
+      <w:start w:val="1"/>
+      <w:numFmt w:val="bullet"/>
+      <w:lvlText w:val=""/>
+      <w:lvlJc w:val="left"/>
+      <w:pPr>
+        <w:tabs>
+          <w:tab w:val="num" w:pos="6480"/>
+        </w:tabs>
+        <w:ind w:left="6480" w:hanging="360"/>
+      </w:pPr>
+      <w:rPr>
+        <w:rFonts w:ascii="Wingdings" w:hAnsi="Wingdings" w:hint="default"/>
+        <w:sz w:val="20"/>
+      </w:rPr>
+    </w:lvl>
+  </w:abstractNum>
+  <w:abstractNum w:abstractNumId="14" w15:restartNumberingAfterBreak="0">
+    <w:nsid w:val="71785DC6"/>
+    <w:multiLevelType w:val="multilevel"/>
+    <w:tmpl w:val="5F76A350"/>
+    <w:lvl w:ilvl="0">
+      <w:start w:val="1"/>
+      <w:numFmt w:val="bullet"/>
+      <w:lvlText w:val=""/>
+      <w:lvlJc w:val="left"/>
+      <w:pPr>
+        <w:tabs>
+          <w:tab w:val="num" w:pos="720"/>
+        </w:tabs>
+        <w:ind w:left="720" w:hanging="360"/>
+      </w:pPr>
+      <w:rPr>
+        <w:rFonts w:ascii="Symbol" w:hAnsi="Symbol" w:hint="default"/>
+        <w:sz w:val="20"/>
+      </w:rPr>
+    </w:lvl>
+    <w:lvl w:ilvl="1" w:tentative="1">
+      <w:start w:val="1"/>
+      <w:numFmt w:val="bullet"/>
+      <w:lvlText w:val="o"/>
+      <w:lvlJc w:val="left"/>
+      <w:pPr>
+        <w:tabs>
+          <w:tab w:val="num" w:pos="1440"/>
+        </w:tabs>
+        <w:ind w:left="1440" w:hanging="360"/>
+      </w:pPr>
+      <w:rPr>
+        <w:rFonts w:ascii="Courier New" w:hAnsi="Courier New" w:hint="default"/>
+        <w:sz w:val="20"/>
+      </w:rPr>
+    </w:lvl>
+    <w:lvl w:ilvl="2" w:tentative="1">
+      <w:start w:val="1"/>
+      <w:numFmt w:val="bullet"/>
+      <w:lvlText w:val=""/>
+      <w:lvlJc w:val="left"/>
+      <w:pPr>
+        <w:tabs>
+          <w:tab w:val="num" w:pos="2160"/>
+        </w:tabs>
+        <w:ind w:left="2160" w:hanging="360"/>
+      </w:pPr>
+      <w:rPr>
+        <w:rFonts w:ascii="Wingdings" w:hAnsi="Wingdings" w:hint="default"/>
+        <w:sz w:val="20"/>
+      </w:rPr>
+    </w:lvl>
+    <w:lvl w:ilvl="3" w:tentative="1">
+      <w:start w:val="1"/>
+      <w:numFmt w:val="bullet"/>
+      <w:lvlText w:val=""/>
+      <w:lvlJc w:val="left"/>
+      <w:pPr>
+        <w:tabs>
+          <w:tab w:val="num" w:pos="2880"/>
+        </w:tabs>
+        <w:ind w:left="2880" w:hanging="360"/>
+      </w:pPr>
+      <w:rPr>
+        <w:rFonts w:ascii="Wingdings" w:hAnsi="Wingdings" w:hint="default"/>
+        <w:sz w:val="20"/>
+      </w:rPr>
+    </w:lvl>
+    <w:lvl w:ilvl="4" w:tentative="1">
+      <w:start w:val="1"/>
+      <w:numFmt w:val="bullet"/>
+      <w:lvlText w:val=""/>
+      <w:lvlJc w:val="left"/>
+      <w:pPr>
+        <w:tabs>
+          <w:tab w:val="num" w:pos="3600"/>
+        </w:tabs>
+        <w:ind w:left="3600" w:hanging="360"/>
+      </w:pPr>
+      <w:rPr>
+        <w:rFonts w:ascii="Wingdings" w:hAnsi="Wingdings" w:hint="default"/>
+        <w:sz w:val="20"/>
+      </w:rPr>
+    </w:lvl>
+    <w:lvl w:ilvl="5" w:tentative="1">
+      <w:start w:val="1"/>
+      <w:numFmt w:val="bullet"/>
+      <w:lvlText w:val=""/>
+      <w:lvlJc w:val="left"/>
+      <w:pPr>
+        <w:tabs>
+          <w:tab w:val="num" w:pos="4320"/>
+        </w:tabs>
+        <w:ind w:left="4320" w:hanging="360"/>
+      </w:pPr>
+      <w:rPr>
+        <w:rFonts w:ascii="Wingdings" w:hAnsi="Wingdings" w:hint="default"/>
+        <w:sz w:val="20"/>
+      </w:rPr>
+    </w:lvl>
+    <w:lvl w:ilvl="6" w:tentative="1">
+      <w:start w:val="1"/>
+      <w:numFmt w:val="bullet"/>
+      <w:lvlText w:val=""/>
+      <w:lvlJc w:val="left"/>
+      <w:pPr>
+        <w:tabs>
+          <w:tab w:val="num" w:pos="5040"/>
+        </w:tabs>
+        <w:ind w:left="5040" w:hanging="360"/>
+      </w:pPr>
+      <w:rPr>
+        <w:rFonts w:ascii="Wingdings" w:hAnsi="Wingdings" w:hint="default"/>
+        <w:sz w:val="20"/>
+      </w:rPr>
+    </w:lvl>
+    <w:lvl w:ilvl="7" w:tentative="1">
+      <w:start w:val="1"/>
+      <w:numFmt w:val="bullet"/>
+      <w:lvlText w:val=""/>
+      <w:lvlJc w:val="left"/>
+      <w:pPr>
+        <w:tabs>
+          <w:tab w:val="num" w:pos="5760"/>
+        </w:tabs>
+        <w:ind w:left="5760" w:hanging="360"/>
+      </w:pPr>
+      <w:rPr>
+        <w:rFonts w:ascii="Wingdings" w:hAnsi="Wingdings" w:hint="default"/>
+        <w:sz w:val="20"/>
+      </w:rPr>
+    </w:lvl>
+    <w:lvl w:ilvl="8" w:tentative="1">
+      <w:start w:val="1"/>
+      <w:numFmt w:val="bullet"/>
+      <w:lvlText w:val=""/>
+      <w:lvlJc w:val="left"/>
+      <w:pPr>
+        <w:tabs>
+          <w:tab w:val="num" w:pos="6480"/>
+        </w:tabs>
+        <w:ind w:left="6480" w:hanging="360"/>
+      </w:pPr>
+      <w:rPr>
+        <w:rFonts w:ascii="Wingdings" w:hAnsi="Wingdings" w:hint="default"/>
+        <w:sz w:val="20"/>
+      </w:rPr>
+    </w:lvl>
+  </w:abstractNum>
+  <w:abstractNum w:abstractNumId="15" w15:restartNumberingAfterBreak="0">
     <w:nsid w:val="726E2570"/>
     <w:multiLevelType w:val="hybridMultilevel"/>
     <w:tmpl w:val="4986FFD8"/>
@@ -3669,8 +6166,157 @@
       </w:pPr>
     </w:lvl>
   </w:abstractNum>
+  <w:abstractNum w:abstractNumId="16" w15:restartNumberingAfterBreak="0">
+    <w:nsid w:val="73124599"/>
+    <w:multiLevelType w:val="multilevel"/>
+    <w:tmpl w:val="8110DAC8"/>
+    <w:lvl w:ilvl="0">
+      <w:start w:val="1"/>
+      <w:numFmt w:val="bullet"/>
+      <w:lvlText w:val=""/>
+      <w:lvlJc w:val="left"/>
+      <w:pPr>
+        <w:tabs>
+          <w:tab w:val="num" w:pos="720"/>
+        </w:tabs>
+        <w:ind w:left="720" w:hanging="360"/>
+      </w:pPr>
+      <w:rPr>
+        <w:rFonts w:ascii="Symbol" w:hAnsi="Symbol" w:hint="default"/>
+        <w:sz w:val="20"/>
+      </w:rPr>
+    </w:lvl>
+    <w:lvl w:ilvl="1">
+      <w:start w:val="1"/>
+      <w:numFmt w:val="bullet"/>
+      <w:lvlText w:val="o"/>
+      <w:lvlJc w:val="left"/>
+      <w:pPr>
+        <w:tabs>
+          <w:tab w:val="num" w:pos="1440"/>
+        </w:tabs>
+        <w:ind w:left="1440" w:hanging="360"/>
+      </w:pPr>
+      <w:rPr>
+        <w:rFonts w:ascii="Courier New" w:hAnsi="Courier New" w:hint="default"/>
+        <w:sz w:val="20"/>
+      </w:rPr>
+    </w:lvl>
+    <w:lvl w:ilvl="2" w:tentative="1">
+      <w:start w:val="1"/>
+      <w:numFmt w:val="bullet"/>
+      <w:lvlText w:val=""/>
+      <w:lvlJc w:val="left"/>
+      <w:pPr>
+        <w:tabs>
+          <w:tab w:val="num" w:pos="2160"/>
+        </w:tabs>
+        <w:ind w:left="2160" w:hanging="360"/>
+      </w:pPr>
+      <w:rPr>
+        <w:rFonts w:ascii="Wingdings" w:hAnsi="Wingdings" w:hint="default"/>
+        <w:sz w:val="20"/>
+      </w:rPr>
+    </w:lvl>
+    <w:lvl w:ilvl="3" w:tentative="1">
+      <w:start w:val="1"/>
+      <w:numFmt w:val="bullet"/>
+      <w:lvlText w:val=""/>
+      <w:lvlJc w:val="left"/>
+      <w:pPr>
+        <w:tabs>
+          <w:tab w:val="num" w:pos="2880"/>
+        </w:tabs>
+        <w:ind w:left="2880" w:hanging="360"/>
+      </w:pPr>
+      <w:rPr>
+        <w:rFonts w:ascii="Wingdings" w:hAnsi="Wingdings" w:hint="default"/>
+        <w:sz w:val="20"/>
+      </w:rPr>
+    </w:lvl>
+    <w:lvl w:ilvl="4" w:tentative="1">
+      <w:start w:val="1"/>
+      <w:numFmt w:val="bullet"/>
+      <w:lvlText w:val=""/>
+      <w:lvlJc w:val="left"/>
+      <w:pPr>
+        <w:tabs>
+          <w:tab w:val="num" w:pos="3600"/>
+        </w:tabs>
+        <w:ind w:left="3600" w:hanging="360"/>
+      </w:pPr>
+      <w:rPr>
+        <w:rFonts w:ascii="Wingdings" w:hAnsi="Wingdings" w:hint="default"/>
+        <w:sz w:val="20"/>
+      </w:rPr>
+    </w:lvl>
+    <w:lvl w:ilvl="5" w:tentative="1">
+      <w:start w:val="1"/>
+      <w:numFmt w:val="bullet"/>
+      <w:lvlText w:val=""/>
+      <w:lvlJc w:val="left"/>
+      <w:pPr>
+        <w:tabs>
+          <w:tab w:val="num" w:pos="4320"/>
+        </w:tabs>
+        <w:ind w:left="4320" w:hanging="360"/>
+      </w:pPr>
+      <w:rPr>
+        <w:rFonts w:ascii="Wingdings" w:hAnsi="Wingdings" w:hint="default"/>
+        <w:sz w:val="20"/>
+      </w:rPr>
+    </w:lvl>
+    <w:lvl w:ilvl="6" w:tentative="1">
+      <w:start w:val="1"/>
+      <w:numFmt w:val="bullet"/>
+      <w:lvlText w:val=""/>
+      <w:lvlJc w:val="left"/>
+      <w:pPr>
+        <w:tabs>
+          <w:tab w:val="num" w:pos="5040"/>
+        </w:tabs>
+        <w:ind w:left="5040" w:hanging="360"/>
+      </w:pPr>
+      <w:rPr>
+        <w:rFonts w:ascii="Wingdings" w:hAnsi="Wingdings" w:hint="default"/>
+        <w:sz w:val="20"/>
+      </w:rPr>
+    </w:lvl>
+    <w:lvl w:ilvl="7" w:tentative="1">
+      <w:start w:val="1"/>
+      <w:numFmt w:val="bullet"/>
+      <w:lvlText w:val=""/>
+      <w:lvlJc w:val="left"/>
+      <w:pPr>
+        <w:tabs>
+          <w:tab w:val="num" w:pos="5760"/>
+        </w:tabs>
+        <w:ind w:left="5760" w:hanging="360"/>
+      </w:pPr>
+      <w:rPr>
+        <w:rFonts w:ascii="Wingdings" w:hAnsi="Wingdings" w:hint="default"/>
+        <w:sz w:val="20"/>
+      </w:rPr>
+    </w:lvl>
+    <w:lvl w:ilvl="8" w:tentative="1">
+      <w:start w:val="1"/>
+      <w:numFmt w:val="bullet"/>
+      <w:lvlText w:val=""/>
+      <w:lvlJc w:val="left"/>
+      <w:pPr>
+        <w:tabs>
+          <w:tab w:val="num" w:pos="6480"/>
+        </w:tabs>
+        <w:ind w:left="6480" w:hanging="360"/>
+      </w:pPr>
+      <w:rPr>
+        <w:rFonts w:ascii="Wingdings" w:hAnsi="Wingdings" w:hint="default"/>
+        <w:sz w:val="20"/>
+      </w:rPr>
+    </w:lvl>
+  </w:abstractNum>
   <w:num w:numId="1" w16cid:durableId="2129161331">
-    <w:abstractNumId w:val="1"/>
+    <w:abstractNumId w:val="9"/>
     <w:lvlOverride w:ilvl="0">
       <w:startOverride w:val="1"/>
     </w:lvlOverride>
@@ -3700,16 +6346,52 @@
     </w:lvlOverride>
   </w:num>
   <w:num w:numId="2" w16cid:durableId="1913923712">
+    <w:abstractNumId w:val="10"/>
+  </w:num>
+  <w:num w:numId="3" w16cid:durableId="2081753562">
+    <w:abstractNumId w:val="3"/>
+  </w:num>
+  <w:num w:numId="4" w16cid:durableId="806162630">
+    <w:abstractNumId w:val="15"/>
+  </w:num>
+  <w:num w:numId="5" w16cid:durableId="741565588">
+    <w:abstractNumId w:val="12"/>
+  </w:num>
+  <w:num w:numId="6" w16cid:durableId="1283802126">
+    <w:abstractNumId w:val="11"/>
+  </w:num>
+  <w:num w:numId="7" w16cid:durableId="1957104069">
     <w:abstractNumId w:val="2"/>
   </w:num>
-  <w:num w:numId="3" w16cid:durableId="2081753562">
+  <w:num w:numId="8" w16cid:durableId="1783721427">
+    <w:abstractNumId w:val="14"/>
+  </w:num>
+  <w:num w:numId="9" w16cid:durableId="1795712704">
+    <w:abstractNumId w:val="7"/>
+  </w:num>
+  <w:num w:numId="10" w16cid:durableId="786584574">
+    <w:abstractNumId w:val="1"/>
+  </w:num>
+  <w:num w:numId="11" w16cid:durableId="1583829500">
+    <w:abstractNumId w:val="16"/>
+  </w:num>
+  <w:num w:numId="12" w16cid:durableId="2073382300">
     <w:abstractNumId w:val="0"/>
   </w:num>
-  <w:num w:numId="4" w16cid:durableId="806162630">
+  <w:num w:numId="13" w16cid:durableId="877275637">
+    <w:abstractNumId w:val="5"/>
+  </w:num>
+  <w:num w:numId="14" w16cid:durableId="846292337">
+    <w:abstractNumId w:val="8"/>
+  </w:num>
+  <w:num w:numId="15" w16cid:durableId="1969050392">
+    <w:abstractNumId w:val="13"/>
+  </w:num>
+  <w:num w:numId="16" w16cid:durableId="285702306">
     <w:abstractNumId w:val="4"/>
   </w:num>
-  <w:num w:numId="5" w16cid:durableId="741565588">
-    <w:abstractNumId w:val="3"/>
+  <w:num w:numId="17" w16cid:durableId="1012950161">
+    <w:abstractNumId w:val="6"/>
   </w:num>
 </w:numbering>
 </file>
@@ -4870,6 +7552,13 @@
     <w:pitch w:val="variable"/>
     <w:sig w:usb0="E0002EFF" w:usb1="C000785B" w:usb2="00000009" w:usb3="00000000" w:csb0="000001FF" w:csb1="00000000"/>
   </w:font>
+  <w:font w:name="Cambria Math">
+    <w:panose1 w:val="02040503050406030204"/>
+    <w:charset w:val="00"/>
+    <w:family w:val="roman"/>
+    <w:pitch w:val="variable"/>
+    <w:sig w:usb0="E00006FF" w:usb1="420024FF" w:usb2="02000000" w:usb3="00000000" w:csb0="0000019F" w:csb1="00000000"/>
+  </w:font>
 </w:fonts>
 </file>
 
@@ -4890,6 +7579,8 @@
   </w:compat>
   <w:rsids>
     <w:rsidRoot w:val="0050091C"/>
+    <w:rsid w:val="000B1993"/>
+    <w:rsid w:val="001E4773"/>
     <w:rsid w:val="00251D63"/>
     <w:rsid w:val="002953A6"/>
     <w:rsid w:val="0049760E"/>
@@ -5352,7 +8043,7 @@
     <w:basedOn w:val="DefaultParagraphFont"/>
     <w:uiPriority w:val="99"/>
     <w:semiHidden/>
-    <w:rsid w:val="0050091C"/>
+    <w:rsid w:val="001E4773"/>
     <w:rPr>
       <w:color w:val="666666"/>
     </w:rPr>
@@ -5701,6 +8392,7 @@
 
 <file path=docMetadata/LabelInfo.xml><?xml version="1.0" encoding="utf-8"?>
 <clbl:labelList xmlns:clbl="http://schemas.microsoft.com/office/2020/mipLabelMetadata">
-  <clbl:label id="{6006a9c5-d130-408c-bc8e-3b5ecdb17aa0}" enabled="1" method="Standard" siteId="{8d4b558f-7b2e-40ba-ad1f-e04d79e6265a}" contentBits="2" removed="0"/>
+  <clbl:label id="{3bd97919-57c3-48d3-9e9a-8e4c01614a8f}" enabled="0" method="" siteId="{3bd97919-57c3-48d3-9e9a-8e4c01614a8f}" removed="1"/>
+  <clbl:label id="{6006a9c5-d130-408c-bc8e-3b5ecdb17aa0}" enabled="1" method="Standard" siteId="{8d4b558f-7b2e-40ba-ad1f-e04d79e6265a}" removed="0"/>
 </clbl:labelList>
 </file>